--- a/tests/testthat/testOutput/ftwrite1.docx
+++ b/tests/testthat/testOutput/ftwrite1.docx
@@ -63,7 +63,7 @@
                 <w:right w:val="none" w:sz="0" w:space="0" w:color="000000"/>
               </w:pBdr>
               <w:spacing w:after="100" w:before="100" w:line="240"/>
-              <w:ind w:firstLine="0" w:left="100" w:right="100"/>
+              <w:ind w:left="100" w:right="100" w:firstLine="0" w:firstLineChars="0"/>
             </w:pPr>
             <w:r>
               <w:rPr>
@@ -107,7 +107,7 @@
                 <w:right w:val="none" w:sz="0" w:space="0" w:color="000000"/>
               </w:pBdr>
               <w:spacing w:after="100" w:before="100" w:line="240"/>
-              <w:ind w:firstLine="0" w:left="100" w:right="100"/>
+              <w:ind w:left="100" w:right="100" w:firstLine="0" w:firstLineChars="0"/>
             </w:pPr>
             <w:r>
               <w:rPr>
@@ -151,7 +151,7 @@
                 <w:right w:val="none" w:sz="0" w:space="0" w:color="000000"/>
               </w:pBdr>
               <w:spacing w:after="100" w:before="100" w:line="240"/>
-              <w:ind w:firstLine="0" w:left="100" w:right="100"/>
+              <w:ind w:left="100" w:right="100" w:firstLine="0" w:firstLineChars="0"/>
             </w:pPr>
             <w:r>
               <w:rPr>
@@ -195,7 +195,7 @@
                 <w:right w:val="none" w:sz="0" w:space="0" w:color="000000"/>
               </w:pBdr>
               <w:spacing w:after="100" w:before="100" w:line="240"/>
-              <w:ind w:firstLine="0" w:left="100" w:right="100"/>
+              <w:ind w:left="100" w:right="100" w:firstLine="0" w:firstLineChars="0"/>
             </w:pPr>
             <w:r>
               <w:rPr>
@@ -239,7 +239,7 @@
                 <w:right w:val="none" w:sz="0" w:space="0" w:color="000000"/>
               </w:pBdr>
               <w:spacing w:after="100" w:before="100" w:line="240"/>
-              <w:ind w:firstLine="0" w:left="100" w:right="100"/>
+              <w:ind w:left="100" w:right="100" w:firstLine="0" w:firstLineChars="0"/>
             </w:pPr>
             <w:r>
               <w:rPr>
@@ -283,7 +283,7 @@
                 <w:right w:val="none" w:sz="0" w:space="0" w:color="000000"/>
               </w:pBdr>
               <w:spacing w:after="100" w:before="100" w:line="240"/>
-              <w:ind w:firstLine="0" w:left="100" w:right="100"/>
+              <w:ind w:left="100" w:right="100" w:firstLine="0" w:firstLineChars="0"/>
             </w:pPr>
             <w:r>
               <w:rPr>
@@ -327,7 +327,7 @@
                 <w:right w:val="none" w:sz="0" w:space="0" w:color="000000"/>
               </w:pBdr>
               <w:spacing w:after="100" w:before="100" w:line="240"/>
-              <w:ind w:firstLine="0" w:left="100" w:right="100"/>
+              <w:ind w:left="100" w:right="100" w:firstLine="0" w:firstLineChars="0"/>
             </w:pPr>
             <w:r>
               <w:rPr>
@@ -371,7 +371,7 @@
                 <w:right w:val="none" w:sz="0" w:space="0" w:color="000000"/>
               </w:pBdr>
               <w:spacing w:after="100" w:before="100" w:line="240"/>
-              <w:ind w:firstLine="0" w:left="100" w:right="100"/>
+              <w:ind w:left="100" w:right="100" w:firstLine="0" w:firstLineChars="0"/>
             </w:pPr>
             <w:r>
               <w:rPr>
@@ -415,7 +415,7 @@
                 <w:right w:val="none" w:sz="0" w:space="0" w:color="000000"/>
               </w:pBdr>
               <w:spacing w:after="100" w:before="100" w:line="240"/>
-              <w:ind w:firstLine="0" w:left="100" w:right="100"/>
+              <w:ind w:left="100" w:right="100" w:firstLine="0" w:firstLineChars="0"/>
             </w:pPr>
             <w:r>
               <w:rPr>
@@ -459,7 +459,7 @@
                 <w:right w:val="none" w:sz="0" w:space="0" w:color="000000"/>
               </w:pBdr>
               <w:spacing w:after="100" w:before="100" w:line="240"/>
-              <w:ind w:firstLine="0" w:left="100" w:right="100"/>
+              <w:ind w:left="100" w:right="100" w:firstLine="0" w:firstLineChars="0"/>
             </w:pPr>
             <w:r>
               <w:rPr>
@@ -503,7 +503,7 @@
                 <w:right w:val="none" w:sz="0" w:space="0" w:color="000000"/>
               </w:pBdr>
               <w:spacing w:after="100" w:before="100" w:line="240"/>
-              <w:ind w:firstLine="0" w:left="100" w:right="100"/>
+              <w:ind w:left="100" w:right="100" w:firstLine="0" w:firstLineChars="0"/>
             </w:pPr>
             <w:r>
               <w:rPr>
@@ -553,7 +553,7 @@
                 <w:right w:val="none" w:sz="0" w:space="0" w:color="000000"/>
               </w:pBdr>
               <w:spacing w:after="100" w:before="100" w:line="240"/>
-              <w:ind w:firstLine="0" w:left="100" w:right="100"/>
+              <w:ind w:left="100" w:right="100" w:firstLine="0" w:firstLineChars="0"/>
             </w:pPr>
             <w:r>
               <w:rPr>
@@ -597,7 +597,7 @@
                 <w:right w:val="none" w:sz="0" w:space="0" w:color="000000"/>
               </w:pBdr>
               <w:spacing w:after="100" w:before="100" w:line="240"/>
-              <w:ind w:firstLine="0" w:left="100" w:right="100"/>
+              <w:ind w:left="100" w:right="100" w:firstLine="0" w:firstLineChars="0"/>
             </w:pPr>
             <w:r>
               <w:rPr>
@@ -641,7 +641,7 @@
                 <w:right w:val="none" w:sz="0" w:space="0" w:color="000000"/>
               </w:pBdr>
               <w:spacing w:after="100" w:before="100" w:line="240"/>
-              <w:ind w:firstLine="0" w:left="100" w:right="100"/>
+              <w:ind w:left="100" w:right="100" w:firstLine="0" w:firstLineChars="0"/>
             </w:pPr>
             <w:r>
               <w:rPr>
@@ -685,7 +685,7 @@
                 <w:right w:val="none" w:sz="0" w:space="0" w:color="000000"/>
               </w:pBdr>
               <w:spacing w:after="100" w:before="100" w:line="240"/>
-              <w:ind w:firstLine="0" w:left="100" w:right="100"/>
+              <w:ind w:left="100" w:right="100" w:firstLine="0" w:firstLineChars="0"/>
             </w:pPr>
             <w:r>
               <w:rPr>
@@ -729,7 +729,7 @@
                 <w:right w:val="none" w:sz="0" w:space="0" w:color="000000"/>
               </w:pBdr>
               <w:spacing w:after="100" w:before="100" w:line="240"/>
-              <w:ind w:firstLine="0" w:left="100" w:right="100"/>
+              <w:ind w:left="100" w:right="100" w:firstLine="0" w:firstLineChars="0"/>
             </w:pPr>
             <w:r>
               <w:rPr>
@@ -773,7 +773,7 @@
                 <w:right w:val="none" w:sz="0" w:space="0" w:color="000000"/>
               </w:pBdr>
               <w:spacing w:after="100" w:before="100" w:line="240"/>
-              <w:ind w:firstLine="0" w:left="100" w:right="100"/>
+              <w:ind w:left="100" w:right="100" w:firstLine="0" w:firstLineChars="0"/>
             </w:pPr>
             <w:r>
               <w:rPr>
@@ -817,7 +817,7 @@
                 <w:right w:val="none" w:sz="0" w:space="0" w:color="000000"/>
               </w:pBdr>
               <w:spacing w:after="100" w:before="100" w:line="240"/>
-              <w:ind w:firstLine="0" w:left="100" w:right="100"/>
+              <w:ind w:left="100" w:right="100" w:firstLine="0" w:firstLineChars="0"/>
             </w:pPr>
             <w:r>
               <w:rPr>
@@ -861,7 +861,7 @@
                 <w:right w:val="none" w:sz="0" w:space="0" w:color="000000"/>
               </w:pBdr>
               <w:spacing w:after="100" w:before="100" w:line="240"/>
-              <w:ind w:firstLine="0" w:left="100" w:right="100"/>
+              <w:ind w:left="100" w:right="100" w:firstLine="0" w:firstLineChars="0"/>
             </w:pPr>
             <w:r>
               <w:rPr>
@@ -905,7 +905,7 @@
                 <w:right w:val="none" w:sz="0" w:space="0" w:color="000000"/>
               </w:pBdr>
               <w:spacing w:after="100" w:before="100" w:line="240"/>
-              <w:ind w:firstLine="0" w:left="100" w:right="100"/>
+              <w:ind w:left="100" w:right="100" w:firstLine="0" w:firstLineChars="0"/>
             </w:pPr>
             <w:r>
               <w:rPr>
@@ -949,7 +949,7 @@
                 <w:right w:val="none" w:sz="0" w:space="0" w:color="000000"/>
               </w:pBdr>
               <w:spacing w:after="100" w:before="100" w:line="240"/>
-              <w:ind w:firstLine="0" w:left="100" w:right="100"/>
+              <w:ind w:left="100" w:right="100" w:firstLine="0" w:firstLineChars="0"/>
             </w:pPr>
             <w:r>
               <w:rPr>
@@ -993,7 +993,7 @@
                 <w:right w:val="none" w:sz="0" w:space="0" w:color="000000"/>
               </w:pBdr>
               <w:spacing w:after="100" w:before="100" w:line="240"/>
-              <w:ind w:firstLine="0" w:left="100" w:right="100"/>
+              <w:ind w:left="100" w:right="100" w:firstLine="0" w:firstLineChars="0"/>
             </w:pPr>
             <w:r>
               <w:rPr>
@@ -1043,7 +1043,7 @@
                 <w:right w:val="none" w:sz="0" w:space="0" w:color="000000"/>
               </w:pBdr>
               <w:spacing w:after="100" w:before="100" w:line="240"/>
-              <w:ind w:firstLine="0" w:left="100" w:right="100"/>
+              <w:ind w:left="100" w:right="100" w:firstLine="0" w:firstLineChars="0"/>
             </w:pPr>
             <w:r>
               <w:rPr>
@@ -1087,7 +1087,7 @@
                 <w:right w:val="none" w:sz="0" w:space="0" w:color="000000"/>
               </w:pBdr>
               <w:spacing w:after="100" w:before="100" w:line="240"/>
-              <w:ind w:firstLine="0" w:left="100" w:right="100"/>
+              <w:ind w:left="100" w:right="100" w:firstLine="0" w:firstLineChars="0"/>
             </w:pPr>
             <w:r>
               <w:rPr>
@@ -1131,7 +1131,7 @@
                 <w:right w:val="none" w:sz="0" w:space="0" w:color="000000"/>
               </w:pBdr>
               <w:spacing w:after="100" w:before="100" w:line="240"/>
-              <w:ind w:firstLine="0" w:left="100" w:right="100"/>
+              <w:ind w:left="100" w:right="100" w:firstLine="0" w:firstLineChars="0"/>
             </w:pPr>
             <w:r>
               <w:rPr>
@@ -1175,7 +1175,7 @@
                 <w:right w:val="none" w:sz="0" w:space="0" w:color="000000"/>
               </w:pBdr>
               <w:spacing w:after="100" w:before="100" w:line="240"/>
-              <w:ind w:firstLine="0" w:left="100" w:right="100"/>
+              <w:ind w:left="100" w:right="100" w:firstLine="0" w:firstLineChars="0"/>
             </w:pPr>
             <w:r>
               <w:rPr>
@@ -1219,7 +1219,7 @@
                 <w:right w:val="none" w:sz="0" w:space="0" w:color="000000"/>
               </w:pBdr>
               <w:spacing w:after="100" w:before="100" w:line="240"/>
-              <w:ind w:firstLine="0" w:left="100" w:right="100"/>
+              <w:ind w:left="100" w:right="100" w:firstLine="0" w:firstLineChars="0"/>
             </w:pPr>
             <w:r>
               <w:rPr>
@@ -1263,7 +1263,7 @@
                 <w:right w:val="none" w:sz="0" w:space="0" w:color="000000"/>
               </w:pBdr>
               <w:spacing w:after="100" w:before="100" w:line="240"/>
-              <w:ind w:firstLine="0" w:left="100" w:right="100"/>
+              <w:ind w:left="100" w:right="100" w:firstLine="0" w:firstLineChars="0"/>
             </w:pPr>
             <w:r>
               <w:rPr>
@@ -1307,7 +1307,7 @@
                 <w:right w:val="none" w:sz="0" w:space="0" w:color="000000"/>
               </w:pBdr>
               <w:spacing w:after="100" w:before="100" w:line="240"/>
-              <w:ind w:firstLine="0" w:left="100" w:right="100"/>
+              <w:ind w:left="100" w:right="100" w:firstLine="0" w:firstLineChars="0"/>
             </w:pPr>
             <w:r>
               <w:rPr>
@@ -1351,7 +1351,7 @@
                 <w:right w:val="none" w:sz="0" w:space="0" w:color="000000"/>
               </w:pBdr>
               <w:spacing w:after="100" w:before="100" w:line="240"/>
-              <w:ind w:firstLine="0" w:left="100" w:right="100"/>
+              <w:ind w:left="100" w:right="100" w:firstLine="0" w:firstLineChars="0"/>
             </w:pPr>
             <w:r>
               <w:rPr>
@@ -1395,7 +1395,7 @@
                 <w:right w:val="none" w:sz="0" w:space="0" w:color="000000"/>
               </w:pBdr>
               <w:spacing w:after="100" w:before="100" w:line="240"/>
-              <w:ind w:firstLine="0" w:left="100" w:right="100"/>
+              <w:ind w:left="100" w:right="100" w:firstLine="0" w:firstLineChars="0"/>
             </w:pPr>
             <w:r>
               <w:rPr>
@@ -1439,7 +1439,7 @@
                 <w:right w:val="none" w:sz="0" w:space="0" w:color="000000"/>
               </w:pBdr>
               <w:spacing w:after="100" w:before="100" w:line="240"/>
-              <w:ind w:firstLine="0" w:left="100" w:right="100"/>
+              <w:ind w:left="100" w:right="100" w:firstLine="0" w:firstLineChars="0"/>
             </w:pPr>
             <w:r>
               <w:rPr>
@@ -1483,7 +1483,7 @@
                 <w:right w:val="none" w:sz="0" w:space="0" w:color="000000"/>
               </w:pBdr>
               <w:spacing w:after="100" w:before="100" w:line="240"/>
-              <w:ind w:firstLine="0" w:left="100" w:right="100"/>
+              <w:ind w:left="100" w:right="100" w:firstLine="0" w:firstLineChars="0"/>
             </w:pPr>
             <w:r>
               <w:rPr>
@@ -1533,7 +1533,7 @@
                 <w:right w:val="none" w:sz="0" w:space="0" w:color="000000"/>
               </w:pBdr>
               <w:spacing w:after="100" w:before="100" w:line="240"/>
-              <w:ind w:firstLine="0" w:left="100" w:right="100"/>
+              <w:ind w:left="100" w:right="100" w:firstLine="0" w:firstLineChars="0"/>
             </w:pPr>
             <w:r>
               <w:rPr>
@@ -1577,7 +1577,7 @@
                 <w:right w:val="none" w:sz="0" w:space="0" w:color="000000"/>
               </w:pBdr>
               <w:spacing w:after="100" w:before="100" w:line="240"/>
-              <w:ind w:firstLine="0" w:left="100" w:right="100"/>
+              <w:ind w:left="100" w:right="100" w:firstLine="0" w:firstLineChars="0"/>
             </w:pPr>
             <w:r>
               <w:rPr>
@@ -1621,7 +1621,7 @@
                 <w:right w:val="none" w:sz="0" w:space="0" w:color="000000"/>
               </w:pBdr>
               <w:spacing w:after="100" w:before="100" w:line="240"/>
-              <w:ind w:firstLine="0" w:left="100" w:right="100"/>
+              <w:ind w:left="100" w:right="100" w:firstLine="0" w:firstLineChars="0"/>
             </w:pPr>
             <w:r>
               <w:rPr>
@@ -1665,7 +1665,7 @@
                 <w:right w:val="none" w:sz="0" w:space="0" w:color="000000"/>
               </w:pBdr>
               <w:spacing w:after="100" w:before="100" w:line="240"/>
-              <w:ind w:firstLine="0" w:left="100" w:right="100"/>
+              <w:ind w:left="100" w:right="100" w:firstLine="0" w:firstLineChars="0"/>
             </w:pPr>
             <w:r>
               <w:rPr>
@@ -1709,7 +1709,7 @@
                 <w:right w:val="none" w:sz="0" w:space="0" w:color="000000"/>
               </w:pBdr>
               <w:spacing w:after="100" w:before="100" w:line="240"/>
-              <w:ind w:firstLine="0" w:left="100" w:right="100"/>
+              <w:ind w:left="100" w:right="100" w:firstLine="0" w:firstLineChars="0"/>
             </w:pPr>
             <w:r>
               <w:rPr>
@@ -1753,7 +1753,7 @@
                 <w:right w:val="none" w:sz="0" w:space="0" w:color="000000"/>
               </w:pBdr>
               <w:spacing w:after="100" w:before="100" w:line="240"/>
-              <w:ind w:firstLine="0" w:left="100" w:right="100"/>
+              <w:ind w:left="100" w:right="100" w:firstLine="0" w:firstLineChars="0"/>
             </w:pPr>
             <w:r>
               <w:rPr>
@@ -1797,7 +1797,7 @@
                 <w:right w:val="none" w:sz="0" w:space="0" w:color="000000"/>
               </w:pBdr>
               <w:spacing w:after="100" w:before="100" w:line="240"/>
-              <w:ind w:firstLine="0" w:left="100" w:right="100"/>
+              <w:ind w:left="100" w:right="100" w:firstLine="0" w:firstLineChars="0"/>
             </w:pPr>
             <w:r>
               <w:rPr>
@@ -1841,7 +1841,7 @@
                 <w:right w:val="none" w:sz="0" w:space="0" w:color="000000"/>
               </w:pBdr>
               <w:spacing w:after="100" w:before="100" w:line="240"/>
-              <w:ind w:firstLine="0" w:left="100" w:right="100"/>
+              <w:ind w:left="100" w:right="100" w:firstLine="0" w:firstLineChars="0"/>
             </w:pPr>
             <w:r>
               <w:rPr>
@@ -1885,7 +1885,7 @@
                 <w:right w:val="none" w:sz="0" w:space="0" w:color="000000"/>
               </w:pBdr>
               <w:spacing w:after="100" w:before="100" w:line="240"/>
-              <w:ind w:firstLine="0" w:left="100" w:right="100"/>
+              <w:ind w:left="100" w:right="100" w:firstLine="0" w:firstLineChars="0"/>
             </w:pPr>
             <w:r>
               <w:rPr>
@@ -1929,7 +1929,7 @@
                 <w:right w:val="none" w:sz="0" w:space="0" w:color="000000"/>
               </w:pBdr>
               <w:spacing w:after="100" w:before="100" w:line="240"/>
-              <w:ind w:firstLine="0" w:left="100" w:right="100"/>
+              <w:ind w:left="100" w:right="100" w:firstLine="0" w:firstLineChars="0"/>
             </w:pPr>
             <w:r>
               <w:rPr>
@@ -1973,7 +1973,7 @@
                 <w:right w:val="none" w:sz="0" w:space="0" w:color="000000"/>
               </w:pBdr>
               <w:spacing w:after="100" w:before="100" w:line="240"/>
-              <w:ind w:firstLine="0" w:left="100" w:right="100"/>
+              <w:ind w:left="100" w:right="100" w:firstLine="0" w:firstLineChars="0"/>
             </w:pPr>
             <w:r>
               <w:rPr>
@@ -2023,7 +2023,7 @@
                 <w:right w:val="none" w:sz="0" w:space="0" w:color="000000"/>
               </w:pBdr>
               <w:spacing w:after="100" w:before="100" w:line="240"/>
-              <w:ind w:firstLine="0" w:left="100" w:right="100"/>
+              <w:ind w:left="100" w:right="100" w:firstLine="0" w:firstLineChars="0"/>
             </w:pPr>
             <w:r>
               <w:rPr>
@@ -2067,7 +2067,7 @@
                 <w:right w:val="none" w:sz="0" w:space="0" w:color="000000"/>
               </w:pBdr>
               <w:spacing w:after="100" w:before="100" w:line="240"/>
-              <w:ind w:firstLine="0" w:left="100" w:right="100"/>
+              <w:ind w:left="100" w:right="100" w:firstLine="0" w:firstLineChars="0"/>
             </w:pPr>
             <w:r>
               <w:rPr>
@@ -2111,7 +2111,7 @@
                 <w:right w:val="none" w:sz="0" w:space="0" w:color="000000"/>
               </w:pBdr>
               <w:spacing w:after="100" w:before="100" w:line="240"/>
-              <w:ind w:firstLine="0" w:left="100" w:right="100"/>
+              <w:ind w:left="100" w:right="100" w:firstLine="0" w:firstLineChars="0"/>
             </w:pPr>
             <w:r>
               <w:rPr>
@@ -2155,7 +2155,7 @@
                 <w:right w:val="none" w:sz="0" w:space="0" w:color="000000"/>
               </w:pBdr>
               <w:spacing w:after="100" w:before="100" w:line="240"/>
-              <w:ind w:firstLine="0" w:left="100" w:right="100"/>
+              <w:ind w:left="100" w:right="100" w:firstLine="0" w:firstLineChars="0"/>
             </w:pPr>
             <w:r>
               <w:rPr>
@@ -2199,7 +2199,7 @@
                 <w:right w:val="none" w:sz="0" w:space="0" w:color="000000"/>
               </w:pBdr>
               <w:spacing w:after="100" w:before="100" w:line="240"/>
-              <w:ind w:firstLine="0" w:left="100" w:right="100"/>
+              <w:ind w:left="100" w:right="100" w:firstLine="0" w:firstLineChars="0"/>
             </w:pPr>
             <w:r>
               <w:rPr>
@@ -2243,7 +2243,7 @@
                 <w:right w:val="none" w:sz="0" w:space="0" w:color="000000"/>
               </w:pBdr>
               <w:spacing w:after="100" w:before="100" w:line="240"/>
-              <w:ind w:firstLine="0" w:left="100" w:right="100"/>
+              <w:ind w:left="100" w:right="100" w:firstLine="0" w:firstLineChars="0"/>
             </w:pPr>
             <w:r>
               <w:rPr>
@@ -2287,7 +2287,7 @@
                 <w:right w:val="none" w:sz="0" w:space="0" w:color="000000"/>
               </w:pBdr>
               <w:spacing w:after="100" w:before="100" w:line="240"/>
-              <w:ind w:firstLine="0" w:left="100" w:right="100"/>
+              <w:ind w:left="100" w:right="100" w:firstLine="0" w:firstLineChars="0"/>
             </w:pPr>
             <w:r>
               <w:rPr>
@@ -2331,7 +2331,7 @@
                 <w:right w:val="none" w:sz="0" w:space="0" w:color="000000"/>
               </w:pBdr>
               <w:spacing w:after="100" w:before="100" w:line="240"/>
-              <w:ind w:firstLine="0" w:left="100" w:right="100"/>
+              <w:ind w:left="100" w:right="100" w:firstLine="0" w:firstLineChars="0"/>
             </w:pPr>
             <w:r>
               <w:rPr>
@@ -2375,7 +2375,7 @@
                 <w:right w:val="none" w:sz="0" w:space="0" w:color="000000"/>
               </w:pBdr>
               <w:spacing w:after="100" w:before="100" w:line="240"/>
-              <w:ind w:firstLine="0" w:left="100" w:right="100"/>
+              <w:ind w:left="100" w:right="100" w:firstLine="0" w:firstLineChars="0"/>
             </w:pPr>
             <w:r>
               <w:rPr>
@@ -2419,7 +2419,7 @@
                 <w:right w:val="none" w:sz="0" w:space="0" w:color="000000"/>
               </w:pBdr>
               <w:spacing w:after="100" w:before="100" w:line="240"/>
-              <w:ind w:firstLine="0" w:left="100" w:right="100"/>
+              <w:ind w:left="100" w:right="100" w:firstLine="0" w:firstLineChars="0"/>
             </w:pPr>
             <w:r>
               <w:rPr>
@@ -2463,7 +2463,7 @@
                 <w:right w:val="none" w:sz="0" w:space="0" w:color="000000"/>
               </w:pBdr>
               <w:spacing w:after="100" w:before="100" w:line="240"/>
-              <w:ind w:firstLine="0" w:left="100" w:right="100"/>
+              <w:ind w:left="100" w:right="100" w:firstLine="0" w:firstLineChars="0"/>
             </w:pPr>
             <w:r>
               <w:rPr>
@@ -2513,7 +2513,7 @@
                 <w:right w:val="none" w:sz="0" w:space="0" w:color="000000"/>
               </w:pBdr>
               <w:spacing w:after="100" w:before="100" w:line="240"/>
-              <w:ind w:firstLine="0" w:left="100" w:right="100"/>
+              <w:ind w:left="100" w:right="100" w:firstLine="0" w:firstLineChars="0"/>
             </w:pPr>
             <w:r>
               <w:rPr>
@@ -2557,7 +2557,7 @@
                 <w:right w:val="none" w:sz="0" w:space="0" w:color="000000"/>
               </w:pBdr>
               <w:spacing w:after="100" w:before="100" w:line="240"/>
-              <w:ind w:firstLine="0" w:left="100" w:right="100"/>
+              <w:ind w:left="100" w:right="100" w:firstLine="0" w:firstLineChars="0"/>
             </w:pPr>
             <w:r>
               <w:rPr>
@@ -2601,7 +2601,7 @@
                 <w:right w:val="none" w:sz="0" w:space="0" w:color="000000"/>
               </w:pBdr>
               <w:spacing w:after="100" w:before="100" w:line="240"/>
-              <w:ind w:firstLine="0" w:left="100" w:right="100"/>
+              <w:ind w:left="100" w:right="100" w:firstLine="0" w:firstLineChars="0"/>
             </w:pPr>
             <w:r>
               <w:rPr>
@@ -2645,7 +2645,7 @@
                 <w:right w:val="none" w:sz="0" w:space="0" w:color="000000"/>
               </w:pBdr>
               <w:spacing w:after="100" w:before="100" w:line="240"/>
-              <w:ind w:firstLine="0" w:left="100" w:right="100"/>
+              <w:ind w:left="100" w:right="100" w:firstLine="0" w:firstLineChars="0"/>
             </w:pPr>
             <w:r>
               <w:rPr>
@@ -2689,7 +2689,7 @@
                 <w:right w:val="none" w:sz="0" w:space="0" w:color="000000"/>
               </w:pBdr>
               <w:spacing w:after="100" w:before="100" w:line="240"/>
-              <w:ind w:firstLine="0" w:left="100" w:right="100"/>
+              <w:ind w:left="100" w:right="100" w:firstLine="0" w:firstLineChars="0"/>
             </w:pPr>
             <w:r>
               <w:rPr>
@@ -2733,7 +2733,7 @@
                 <w:right w:val="none" w:sz="0" w:space="0" w:color="000000"/>
               </w:pBdr>
               <w:spacing w:after="100" w:before="100" w:line="240"/>
-              <w:ind w:firstLine="0" w:left="100" w:right="100"/>
+              <w:ind w:left="100" w:right="100" w:firstLine="0" w:firstLineChars="0"/>
             </w:pPr>
             <w:r>
               <w:rPr>
@@ -2777,7 +2777,7 @@
                 <w:right w:val="none" w:sz="0" w:space="0" w:color="000000"/>
               </w:pBdr>
               <w:spacing w:after="100" w:before="100" w:line="240"/>
-              <w:ind w:firstLine="0" w:left="100" w:right="100"/>
+              <w:ind w:left="100" w:right="100" w:firstLine="0" w:firstLineChars="0"/>
             </w:pPr>
             <w:r>
               <w:rPr>
@@ -2821,7 +2821,7 @@
                 <w:right w:val="none" w:sz="0" w:space="0" w:color="000000"/>
               </w:pBdr>
               <w:spacing w:after="100" w:before="100" w:line="240"/>
-              <w:ind w:firstLine="0" w:left="100" w:right="100"/>
+              <w:ind w:left="100" w:right="100" w:firstLine="0" w:firstLineChars="0"/>
             </w:pPr>
             <w:r>
               <w:rPr>
@@ -2865,7 +2865,7 @@
                 <w:right w:val="none" w:sz="0" w:space="0" w:color="000000"/>
               </w:pBdr>
               <w:spacing w:after="100" w:before="100" w:line="240"/>
-              <w:ind w:firstLine="0" w:left="100" w:right="100"/>
+              <w:ind w:left="100" w:right="100" w:firstLine="0" w:firstLineChars="0"/>
             </w:pPr>
             <w:r>
               <w:rPr>
@@ -2909,7 +2909,7 @@
                 <w:right w:val="none" w:sz="0" w:space="0" w:color="000000"/>
               </w:pBdr>
               <w:spacing w:after="100" w:before="100" w:line="240"/>
-              <w:ind w:firstLine="0" w:left="100" w:right="100"/>
+              <w:ind w:left="100" w:right="100" w:firstLine="0" w:firstLineChars="0"/>
             </w:pPr>
             <w:r>
               <w:rPr>
@@ -2953,7 +2953,7 @@
                 <w:right w:val="none" w:sz="0" w:space="0" w:color="000000"/>
               </w:pBdr>
               <w:spacing w:after="100" w:before="100" w:line="240"/>
-              <w:ind w:firstLine="0" w:left="100" w:right="100"/>
+              <w:ind w:left="100" w:right="100" w:firstLine="0" w:firstLineChars="0"/>
             </w:pPr>
             <w:r>
               <w:rPr>
@@ -3003,7 +3003,7 @@
                 <w:right w:val="none" w:sz="0" w:space="0" w:color="000000"/>
               </w:pBdr>
               <w:spacing w:after="100" w:before="100" w:line="240"/>
-              <w:ind w:firstLine="0" w:left="100" w:right="100"/>
+              <w:ind w:left="100" w:right="100" w:firstLine="0" w:firstLineChars="0"/>
             </w:pPr>
             <w:r>
               <w:rPr>
@@ -3047,7 +3047,7 @@
                 <w:right w:val="none" w:sz="0" w:space="0" w:color="000000"/>
               </w:pBdr>
               <w:spacing w:after="100" w:before="100" w:line="240"/>
-              <w:ind w:firstLine="0" w:left="100" w:right="100"/>
+              <w:ind w:left="100" w:right="100" w:firstLine="0" w:firstLineChars="0"/>
             </w:pPr>
             <w:r>
               <w:rPr>
@@ -3091,7 +3091,7 @@
                 <w:right w:val="none" w:sz="0" w:space="0" w:color="000000"/>
               </w:pBdr>
               <w:spacing w:after="100" w:before="100" w:line="240"/>
-              <w:ind w:firstLine="0" w:left="100" w:right="100"/>
+              <w:ind w:left="100" w:right="100" w:firstLine="0" w:firstLineChars="0"/>
             </w:pPr>
             <w:r>
               <w:rPr>
@@ -3135,7 +3135,7 @@
                 <w:right w:val="none" w:sz="0" w:space="0" w:color="000000"/>
               </w:pBdr>
               <w:spacing w:after="100" w:before="100" w:line="240"/>
-              <w:ind w:firstLine="0" w:left="100" w:right="100"/>
+              <w:ind w:left="100" w:right="100" w:firstLine="0" w:firstLineChars="0"/>
             </w:pPr>
             <w:r>
               <w:rPr>
@@ -3179,7 +3179,7 @@
                 <w:right w:val="none" w:sz="0" w:space="0" w:color="000000"/>
               </w:pBdr>
               <w:spacing w:after="100" w:before="100" w:line="240"/>
-              <w:ind w:firstLine="0" w:left="100" w:right="100"/>
+              <w:ind w:left="100" w:right="100" w:firstLine="0" w:firstLineChars="0"/>
             </w:pPr>
             <w:r>
               <w:rPr>
@@ -3223,7 +3223,7 @@
                 <w:right w:val="none" w:sz="0" w:space="0" w:color="000000"/>
               </w:pBdr>
               <w:spacing w:after="100" w:before="100" w:line="240"/>
-              <w:ind w:firstLine="0" w:left="100" w:right="100"/>
+              <w:ind w:left="100" w:right="100" w:firstLine="0" w:firstLineChars="0"/>
             </w:pPr>
             <w:r>
               <w:rPr>
@@ -3267,7 +3267,7 @@
                 <w:right w:val="none" w:sz="0" w:space="0" w:color="000000"/>
               </w:pBdr>
               <w:spacing w:after="100" w:before="100" w:line="240"/>
-              <w:ind w:firstLine="0" w:left="100" w:right="100"/>
+              <w:ind w:left="100" w:right="100" w:firstLine="0" w:firstLineChars="0"/>
             </w:pPr>
             <w:r>
               <w:rPr>
@@ -3311,7 +3311,7 @@
                 <w:right w:val="none" w:sz="0" w:space="0" w:color="000000"/>
               </w:pBdr>
               <w:spacing w:after="100" w:before="100" w:line="240"/>
-              <w:ind w:firstLine="0" w:left="100" w:right="100"/>
+              <w:ind w:left="100" w:right="100" w:firstLine="0" w:firstLineChars="0"/>
             </w:pPr>
             <w:r>
               <w:rPr>
@@ -3355,7 +3355,7 @@
                 <w:right w:val="none" w:sz="0" w:space="0" w:color="000000"/>
               </w:pBdr>
               <w:spacing w:after="100" w:before="100" w:line="240"/>
-              <w:ind w:firstLine="0" w:left="100" w:right="100"/>
+              <w:ind w:left="100" w:right="100" w:firstLine="0" w:firstLineChars="0"/>
             </w:pPr>
             <w:r>
               <w:rPr>
@@ -3399,7 +3399,7 @@
                 <w:right w:val="none" w:sz="0" w:space="0" w:color="000000"/>
               </w:pBdr>
               <w:spacing w:after="100" w:before="100" w:line="240"/>
-              <w:ind w:firstLine="0" w:left="100" w:right="100"/>
+              <w:ind w:left="100" w:right="100" w:firstLine="0" w:firstLineChars="0"/>
             </w:pPr>
             <w:r>
               <w:rPr>
@@ -3443,7 +3443,7 @@
                 <w:right w:val="none" w:sz="0" w:space="0" w:color="000000"/>
               </w:pBdr>
               <w:spacing w:after="100" w:before="100" w:line="240"/>
-              <w:ind w:firstLine="0" w:left="100" w:right="100"/>
+              <w:ind w:left="100" w:right="100" w:firstLine="0" w:firstLineChars="0"/>
             </w:pPr>
             <w:r>
               <w:rPr>
@@ -3493,7 +3493,7 @@
                 <w:right w:val="none" w:sz="0" w:space="0" w:color="000000"/>
               </w:pBdr>
               <w:spacing w:after="100" w:before="100" w:line="240"/>
-              <w:ind w:firstLine="0" w:left="100" w:right="100"/>
+              <w:ind w:left="100" w:right="100" w:firstLine="0" w:firstLineChars="0"/>
             </w:pPr>
             <w:r>
               <w:rPr>
@@ -3537,7 +3537,7 @@
                 <w:right w:val="none" w:sz="0" w:space="0" w:color="000000"/>
               </w:pBdr>
               <w:spacing w:after="100" w:before="100" w:line="240"/>
-              <w:ind w:firstLine="0" w:left="100" w:right="100"/>
+              <w:ind w:left="100" w:right="100" w:firstLine="0" w:firstLineChars="0"/>
             </w:pPr>
             <w:r>
               <w:rPr>
@@ -3581,7 +3581,7 @@
                 <w:right w:val="none" w:sz="0" w:space="0" w:color="000000"/>
               </w:pBdr>
               <w:spacing w:after="100" w:before="100" w:line="240"/>
-              <w:ind w:firstLine="0" w:left="100" w:right="100"/>
+              <w:ind w:left="100" w:right="100" w:firstLine="0" w:firstLineChars="0"/>
             </w:pPr>
             <w:r>
               <w:rPr>
@@ -3625,7 +3625,7 @@
                 <w:right w:val="none" w:sz="0" w:space="0" w:color="000000"/>
               </w:pBdr>
               <w:spacing w:after="100" w:before="100" w:line="240"/>
-              <w:ind w:firstLine="0" w:left="100" w:right="100"/>
+              <w:ind w:left="100" w:right="100" w:firstLine="0" w:firstLineChars="0"/>
             </w:pPr>
             <w:r>
               <w:rPr>
@@ -3669,7 +3669,7 @@
                 <w:right w:val="none" w:sz="0" w:space="0" w:color="000000"/>
               </w:pBdr>
               <w:spacing w:after="100" w:before="100" w:line="240"/>
-              <w:ind w:firstLine="0" w:left="100" w:right="100"/>
+              <w:ind w:left="100" w:right="100" w:firstLine="0" w:firstLineChars="0"/>
             </w:pPr>
             <w:r>
               <w:rPr>
@@ -3713,7 +3713,7 @@
                 <w:right w:val="none" w:sz="0" w:space="0" w:color="000000"/>
               </w:pBdr>
               <w:spacing w:after="100" w:before="100" w:line="240"/>
-              <w:ind w:firstLine="0" w:left="100" w:right="100"/>
+              <w:ind w:left="100" w:right="100" w:firstLine="0" w:firstLineChars="0"/>
             </w:pPr>
             <w:r>
               <w:rPr>
@@ -3757,7 +3757,7 @@
                 <w:right w:val="none" w:sz="0" w:space="0" w:color="000000"/>
               </w:pBdr>
               <w:spacing w:after="100" w:before="100" w:line="240"/>
-              <w:ind w:firstLine="0" w:left="100" w:right="100"/>
+              <w:ind w:left="100" w:right="100" w:firstLine="0" w:firstLineChars="0"/>
             </w:pPr>
             <w:r>
               <w:rPr>
@@ -3801,7 +3801,7 @@
                 <w:right w:val="none" w:sz="0" w:space="0" w:color="000000"/>
               </w:pBdr>
               <w:spacing w:after="100" w:before="100" w:line="240"/>
-              <w:ind w:firstLine="0" w:left="100" w:right="100"/>
+              <w:ind w:left="100" w:right="100" w:firstLine="0" w:firstLineChars="0"/>
             </w:pPr>
             <w:r>
               <w:rPr>
@@ -3845,7 +3845,7 @@
                 <w:right w:val="none" w:sz="0" w:space="0" w:color="000000"/>
               </w:pBdr>
               <w:spacing w:after="100" w:before="100" w:line="240"/>
-              <w:ind w:firstLine="0" w:left="100" w:right="100"/>
+              <w:ind w:left="100" w:right="100" w:firstLine="0" w:firstLineChars="0"/>
             </w:pPr>
             <w:r>
               <w:rPr>
@@ -3889,7 +3889,7 @@
                 <w:right w:val="none" w:sz="0" w:space="0" w:color="000000"/>
               </w:pBdr>
               <w:spacing w:after="100" w:before="100" w:line="240"/>
-              <w:ind w:firstLine="0" w:left="100" w:right="100"/>
+              <w:ind w:left="100" w:right="100" w:firstLine="0" w:firstLineChars="0"/>
             </w:pPr>
             <w:r>
               <w:rPr>
@@ -3933,7 +3933,7 @@
                 <w:right w:val="none" w:sz="0" w:space="0" w:color="000000"/>
               </w:pBdr>
               <w:spacing w:after="100" w:before="100" w:line="240"/>
-              <w:ind w:firstLine="0" w:left="100" w:right="100"/>
+              <w:ind w:left="100" w:right="100" w:firstLine="0" w:firstLineChars="0"/>
             </w:pPr>
             <w:r>
               <w:rPr>
@@ -3983,7 +3983,7 @@
                 <w:right w:val="none" w:sz="0" w:space="0" w:color="000000"/>
               </w:pBdr>
               <w:spacing w:after="100" w:before="100" w:line="240"/>
-              <w:ind w:firstLine="0" w:left="100" w:right="100"/>
+              <w:ind w:left="100" w:right="100" w:firstLine="0" w:firstLineChars="0"/>
             </w:pPr>
             <w:r>
               <w:rPr>
@@ -4027,7 +4027,7 @@
                 <w:right w:val="none" w:sz="0" w:space="0" w:color="000000"/>
               </w:pBdr>
               <w:spacing w:after="100" w:before="100" w:line="240"/>
-              <w:ind w:firstLine="0" w:left="100" w:right="100"/>
+              <w:ind w:left="100" w:right="100" w:firstLine="0" w:firstLineChars="0"/>
             </w:pPr>
             <w:r>
               <w:rPr>
@@ -4071,7 +4071,7 @@
                 <w:right w:val="none" w:sz="0" w:space="0" w:color="000000"/>
               </w:pBdr>
               <w:spacing w:after="100" w:before="100" w:line="240"/>
-              <w:ind w:firstLine="0" w:left="100" w:right="100"/>
+              <w:ind w:left="100" w:right="100" w:firstLine="0" w:firstLineChars="0"/>
             </w:pPr>
             <w:r>
               <w:rPr>
@@ -4115,7 +4115,7 @@
                 <w:right w:val="none" w:sz="0" w:space="0" w:color="000000"/>
               </w:pBdr>
               <w:spacing w:after="100" w:before="100" w:line="240"/>
-              <w:ind w:firstLine="0" w:left="100" w:right="100"/>
+              <w:ind w:left="100" w:right="100" w:firstLine="0" w:firstLineChars="0"/>
             </w:pPr>
             <w:r>
               <w:rPr>
@@ -4159,7 +4159,7 @@
                 <w:right w:val="none" w:sz="0" w:space="0" w:color="000000"/>
               </w:pBdr>
               <w:spacing w:after="100" w:before="100" w:line="240"/>
-              <w:ind w:firstLine="0" w:left="100" w:right="100"/>
+              <w:ind w:left="100" w:right="100" w:firstLine="0" w:firstLineChars="0"/>
             </w:pPr>
             <w:r>
               <w:rPr>
@@ -4203,7 +4203,7 @@
                 <w:right w:val="none" w:sz="0" w:space="0" w:color="000000"/>
               </w:pBdr>
               <w:spacing w:after="100" w:before="100" w:line="240"/>
-              <w:ind w:firstLine="0" w:left="100" w:right="100"/>
+              <w:ind w:left="100" w:right="100" w:firstLine="0" w:firstLineChars="0"/>
             </w:pPr>
             <w:r>
               <w:rPr>
@@ -4247,7 +4247,7 @@
                 <w:right w:val="none" w:sz="0" w:space="0" w:color="000000"/>
               </w:pBdr>
               <w:spacing w:after="100" w:before="100" w:line="240"/>
-              <w:ind w:firstLine="0" w:left="100" w:right="100"/>
+              <w:ind w:left="100" w:right="100" w:firstLine="0" w:firstLineChars="0"/>
             </w:pPr>
             <w:r>
               <w:rPr>
@@ -4291,7 +4291,7 @@
                 <w:right w:val="none" w:sz="0" w:space="0" w:color="000000"/>
               </w:pBdr>
               <w:spacing w:after="100" w:before="100" w:line="240"/>
-              <w:ind w:firstLine="0" w:left="100" w:right="100"/>
+              <w:ind w:left="100" w:right="100" w:firstLine="0" w:firstLineChars="0"/>
             </w:pPr>
             <w:r>
               <w:rPr>
@@ -4335,7 +4335,7 @@
                 <w:right w:val="none" w:sz="0" w:space="0" w:color="000000"/>
               </w:pBdr>
               <w:spacing w:after="100" w:before="100" w:line="240"/>
-              <w:ind w:firstLine="0" w:left="100" w:right="100"/>
+              <w:ind w:left="100" w:right="100" w:firstLine="0" w:firstLineChars="0"/>
             </w:pPr>
             <w:r>
               <w:rPr>
@@ -4379,7 +4379,7 @@
                 <w:right w:val="none" w:sz="0" w:space="0" w:color="000000"/>
               </w:pBdr>
               <w:spacing w:after="100" w:before="100" w:line="240"/>
-              <w:ind w:firstLine="0" w:left="100" w:right="100"/>
+              <w:ind w:left="100" w:right="100" w:firstLine="0" w:firstLineChars="0"/>
             </w:pPr>
             <w:r>
               <w:rPr>
@@ -4423,7 +4423,7 @@
                 <w:right w:val="none" w:sz="0" w:space="0" w:color="000000"/>
               </w:pBdr>
               <w:spacing w:after="100" w:before="100" w:line="240"/>
-              <w:ind w:firstLine="0" w:left="100" w:right="100"/>
+              <w:ind w:left="100" w:right="100" w:firstLine="0" w:firstLineChars="0"/>
             </w:pPr>
             <w:r>
               <w:rPr>
@@ -4473,7 +4473,7 @@
                 <w:right w:val="none" w:sz="0" w:space="0" w:color="000000"/>
               </w:pBdr>
               <w:spacing w:after="100" w:before="100" w:line="240"/>
-              <w:ind w:firstLine="0" w:left="100" w:right="100"/>
+              <w:ind w:left="100" w:right="100" w:firstLine="0" w:firstLineChars="0"/>
             </w:pPr>
             <w:r>
               <w:rPr>
@@ -4517,7 +4517,7 @@
                 <w:right w:val="none" w:sz="0" w:space="0" w:color="000000"/>
               </w:pBdr>
               <w:spacing w:after="100" w:before="100" w:line="240"/>
-              <w:ind w:firstLine="0" w:left="100" w:right="100"/>
+              <w:ind w:left="100" w:right="100" w:firstLine="0" w:firstLineChars="0"/>
             </w:pPr>
             <w:r>
               <w:rPr>
@@ -4561,7 +4561,7 @@
                 <w:right w:val="none" w:sz="0" w:space="0" w:color="000000"/>
               </w:pBdr>
               <w:spacing w:after="100" w:before="100" w:line="240"/>
-              <w:ind w:firstLine="0" w:left="100" w:right="100"/>
+              <w:ind w:left="100" w:right="100" w:firstLine="0" w:firstLineChars="0"/>
             </w:pPr>
             <w:r>
               <w:rPr>
@@ -4605,7 +4605,7 @@
                 <w:right w:val="none" w:sz="0" w:space="0" w:color="000000"/>
               </w:pBdr>
               <w:spacing w:after="100" w:before="100" w:line="240"/>
-              <w:ind w:firstLine="0" w:left="100" w:right="100"/>
+              <w:ind w:left="100" w:right="100" w:firstLine="0" w:firstLineChars="0"/>
             </w:pPr>
             <w:r>
               <w:rPr>
@@ -4649,7 +4649,7 @@
                 <w:right w:val="none" w:sz="0" w:space="0" w:color="000000"/>
               </w:pBdr>
               <w:spacing w:after="100" w:before="100" w:line="240"/>
-              <w:ind w:firstLine="0" w:left="100" w:right="100"/>
+              <w:ind w:left="100" w:right="100" w:firstLine="0" w:firstLineChars="0"/>
             </w:pPr>
             <w:r>
               <w:rPr>
@@ -4693,7 +4693,7 @@
                 <w:right w:val="none" w:sz="0" w:space="0" w:color="000000"/>
               </w:pBdr>
               <w:spacing w:after="100" w:before="100" w:line="240"/>
-              <w:ind w:firstLine="0" w:left="100" w:right="100"/>
+              <w:ind w:left="100" w:right="100" w:firstLine="0" w:firstLineChars="0"/>
             </w:pPr>
             <w:r>
               <w:rPr>
@@ -4737,7 +4737,7 @@
                 <w:right w:val="none" w:sz="0" w:space="0" w:color="000000"/>
               </w:pBdr>
               <w:spacing w:after="100" w:before="100" w:line="240"/>
-              <w:ind w:firstLine="0" w:left="100" w:right="100"/>
+              <w:ind w:left="100" w:right="100" w:firstLine="0" w:firstLineChars="0"/>
             </w:pPr>
             <w:r>
               <w:rPr>
@@ -4781,7 +4781,7 @@
                 <w:right w:val="none" w:sz="0" w:space="0" w:color="000000"/>
               </w:pBdr>
               <w:spacing w:after="100" w:before="100" w:line="240"/>
-              <w:ind w:firstLine="0" w:left="100" w:right="100"/>
+              <w:ind w:left="100" w:right="100" w:firstLine="0" w:firstLineChars="0"/>
             </w:pPr>
             <w:r>
               <w:rPr>
@@ -4825,7 +4825,7 @@
                 <w:right w:val="none" w:sz="0" w:space="0" w:color="000000"/>
               </w:pBdr>
               <w:spacing w:after="100" w:before="100" w:line="240"/>
-              <w:ind w:firstLine="0" w:left="100" w:right="100"/>
+              <w:ind w:left="100" w:right="100" w:firstLine="0" w:firstLineChars="0"/>
             </w:pPr>
             <w:r>
               <w:rPr>
@@ -4869,7 +4869,7 @@
                 <w:right w:val="none" w:sz="0" w:space="0" w:color="000000"/>
               </w:pBdr>
               <w:spacing w:after="100" w:before="100" w:line="240"/>
-              <w:ind w:firstLine="0" w:left="100" w:right="100"/>
+              <w:ind w:left="100" w:right="100" w:firstLine="0" w:firstLineChars="0"/>
             </w:pPr>
             <w:r>
               <w:rPr>
@@ -4913,7 +4913,7 @@
                 <w:right w:val="none" w:sz="0" w:space="0" w:color="000000"/>
               </w:pBdr>
               <w:spacing w:after="100" w:before="100" w:line="240"/>
-              <w:ind w:firstLine="0" w:left="100" w:right="100"/>
+              <w:ind w:left="100" w:right="100" w:firstLine="0" w:firstLineChars="0"/>
             </w:pPr>
             <w:r>
               <w:rPr>
@@ -4963,7 +4963,7 @@
                 <w:right w:val="none" w:sz="0" w:space="0" w:color="000000"/>
               </w:pBdr>
               <w:spacing w:after="100" w:before="100" w:line="240"/>
-              <w:ind w:firstLine="0" w:left="100" w:right="100"/>
+              <w:ind w:left="100" w:right="100" w:firstLine="0" w:firstLineChars="0"/>
             </w:pPr>
             <w:r>
               <w:rPr>
@@ -5007,7 +5007,7 @@
                 <w:right w:val="none" w:sz="0" w:space="0" w:color="000000"/>
               </w:pBdr>
               <w:spacing w:after="100" w:before="100" w:line="240"/>
-              <w:ind w:firstLine="0" w:left="100" w:right="100"/>
+              <w:ind w:left="100" w:right="100" w:firstLine="0" w:firstLineChars="0"/>
             </w:pPr>
             <w:r>
               <w:rPr>
@@ -5051,7 +5051,7 @@
                 <w:right w:val="none" w:sz="0" w:space="0" w:color="000000"/>
               </w:pBdr>
               <w:spacing w:after="100" w:before="100" w:line="240"/>
-              <w:ind w:firstLine="0" w:left="100" w:right="100"/>
+              <w:ind w:left="100" w:right="100" w:firstLine="0" w:firstLineChars="0"/>
             </w:pPr>
             <w:r>
               <w:rPr>
@@ -5095,7 +5095,7 @@
                 <w:right w:val="none" w:sz="0" w:space="0" w:color="000000"/>
               </w:pBdr>
               <w:spacing w:after="100" w:before="100" w:line="240"/>
-              <w:ind w:firstLine="0" w:left="100" w:right="100"/>
+              <w:ind w:left="100" w:right="100" w:firstLine="0" w:firstLineChars="0"/>
             </w:pPr>
             <w:r>
               <w:rPr>
@@ -5139,7 +5139,7 @@
                 <w:right w:val="none" w:sz="0" w:space="0" w:color="000000"/>
               </w:pBdr>
               <w:spacing w:after="100" w:before="100" w:line="240"/>
-              <w:ind w:firstLine="0" w:left="100" w:right="100"/>
+              <w:ind w:left="100" w:right="100" w:firstLine="0" w:firstLineChars="0"/>
             </w:pPr>
             <w:r>
               <w:rPr>
@@ -5183,7 +5183,7 @@
                 <w:right w:val="none" w:sz="0" w:space="0" w:color="000000"/>
               </w:pBdr>
               <w:spacing w:after="100" w:before="100" w:line="240"/>
-              <w:ind w:firstLine="0" w:left="100" w:right="100"/>
+              <w:ind w:left="100" w:right="100" w:firstLine="0" w:firstLineChars="0"/>
             </w:pPr>
             <w:r>
               <w:rPr>
@@ -5227,7 +5227,7 @@
                 <w:right w:val="none" w:sz="0" w:space="0" w:color="000000"/>
               </w:pBdr>
               <w:spacing w:after="100" w:before="100" w:line="240"/>
-              <w:ind w:firstLine="0" w:left="100" w:right="100"/>
+              <w:ind w:left="100" w:right="100" w:firstLine="0" w:firstLineChars="0"/>
             </w:pPr>
             <w:r>
               <w:rPr>
@@ -5271,7 +5271,7 @@
                 <w:right w:val="none" w:sz="0" w:space="0" w:color="000000"/>
               </w:pBdr>
               <w:spacing w:after="100" w:before="100" w:line="240"/>
-              <w:ind w:firstLine="0" w:left="100" w:right="100"/>
+              <w:ind w:left="100" w:right="100" w:firstLine="0" w:firstLineChars="0"/>
             </w:pPr>
             <w:r>
               <w:rPr>
@@ -5315,7 +5315,7 @@
                 <w:right w:val="none" w:sz="0" w:space="0" w:color="000000"/>
               </w:pBdr>
               <w:spacing w:after="100" w:before="100" w:line="240"/>
-              <w:ind w:firstLine="0" w:left="100" w:right="100"/>
+              <w:ind w:left="100" w:right="100" w:firstLine="0" w:firstLineChars="0"/>
             </w:pPr>
             <w:r>
               <w:rPr>
@@ -5359,7 +5359,7 @@
                 <w:right w:val="none" w:sz="0" w:space="0" w:color="000000"/>
               </w:pBdr>
               <w:spacing w:after="100" w:before="100" w:line="240"/>
-              <w:ind w:firstLine="0" w:left="100" w:right="100"/>
+              <w:ind w:left="100" w:right="100" w:firstLine="0" w:firstLineChars="0"/>
             </w:pPr>
             <w:r>
               <w:rPr>
@@ -5403,7 +5403,7 @@
                 <w:right w:val="none" w:sz="0" w:space="0" w:color="000000"/>
               </w:pBdr>
               <w:spacing w:after="100" w:before="100" w:line="240"/>
-              <w:ind w:firstLine="0" w:left="100" w:right="100"/>
+              <w:ind w:left="100" w:right="100" w:firstLine="0" w:firstLineChars="0"/>
             </w:pPr>
             <w:r>
               <w:rPr>
@@ -5453,7 +5453,7 @@
                 <w:right w:val="none" w:sz="0" w:space="0" w:color="000000"/>
               </w:pBdr>
               <w:spacing w:after="100" w:before="100" w:line="240"/>
-              <w:ind w:firstLine="0" w:left="100" w:right="100"/>
+              <w:ind w:left="100" w:right="100" w:firstLine="0" w:firstLineChars="0"/>
             </w:pPr>
             <w:r>
               <w:rPr>
@@ -5497,7 +5497,7 @@
                 <w:right w:val="none" w:sz="0" w:space="0" w:color="000000"/>
               </w:pBdr>
               <w:spacing w:after="100" w:before="100" w:line="240"/>
-              <w:ind w:firstLine="0" w:left="100" w:right="100"/>
+              <w:ind w:left="100" w:right="100" w:firstLine="0" w:firstLineChars="0"/>
             </w:pPr>
             <w:r>
               <w:rPr>
@@ -5541,7 +5541,7 @@
                 <w:right w:val="none" w:sz="0" w:space="0" w:color="000000"/>
               </w:pBdr>
               <w:spacing w:after="100" w:before="100" w:line="240"/>
-              <w:ind w:firstLine="0" w:left="100" w:right="100"/>
+              <w:ind w:left="100" w:right="100" w:firstLine="0" w:firstLineChars="0"/>
             </w:pPr>
             <w:r>
               <w:rPr>
@@ -5585,7 +5585,7 @@
                 <w:right w:val="none" w:sz="0" w:space="0" w:color="000000"/>
               </w:pBdr>
               <w:spacing w:after="100" w:before="100" w:line="240"/>
-              <w:ind w:firstLine="0" w:left="100" w:right="100"/>
+              <w:ind w:left="100" w:right="100" w:firstLine="0" w:firstLineChars="0"/>
             </w:pPr>
             <w:r>
               <w:rPr>
@@ -5629,7 +5629,7 @@
                 <w:right w:val="none" w:sz="0" w:space="0" w:color="000000"/>
               </w:pBdr>
               <w:spacing w:after="100" w:before="100" w:line="240"/>
-              <w:ind w:firstLine="0" w:left="100" w:right="100"/>
+              <w:ind w:left="100" w:right="100" w:firstLine="0" w:firstLineChars="0"/>
             </w:pPr>
             <w:r>
               <w:rPr>
@@ -5673,7 +5673,7 @@
                 <w:right w:val="none" w:sz="0" w:space="0" w:color="000000"/>
               </w:pBdr>
               <w:spacing w:after="100" w:before="100" w:line="240"/>
-              <w:ind w:firstLine="0" w:left="100" w:right="100"/>
+              <w:ind w:left="100" w:right="100" w:firstLine="0" w:firstLineChars="0"/>
             </w:pPr>
             <w:r>
               <w:rPr>
@@ -5717,7 +5717,7 @@
                 <w:right w:val="none" w:sz="0" w:space="0" w:color="000000"/>
               </w:pBdr>
               <w:spacing w:after="100" w:before="100" w:line="240"/>
-              <w:ind w:firstLine="0" w:left="100" w:right="100"/>
+              <w:ind w:left="100" w:right="100" w:firstLine="0" w:firstLineChars="0"/>
             </w:pPr>
             <w:r>
               <w:rPr>
@@ -5761,7 +5761,7 @@
                 <w:right w:val="none" w:sz="0" w:space="0" w:color="000000"/>
               </w:pBdr>
               <w:spacing w:after="100" w:before="100" w:line="240"/>
-              <w:ind w:firstLine="0" w:left="100" w:right="100"/>
+              <w:ind w:left="100" w:right="100" w:firstLine="0" w:firstLineChars="0"/>
             </w:pPr>
             <w:r>
               <w:rPr>
@@ -5805,7 +5805,7 @@
                 <w:right w:val="none" w:sz="0" w:space="0" w:color="000000"/>
               </w:pBdr>
               <w:spacing w:after="100" w:before="100" w:line="240"/>
-              <w:ind w:firstLine="0" w:left="100" w:right="100"/>
+              <w:ind w:left="100" w:right="100" w:firstLine="0" w:firstLineChars="0"/>
             </w:pPr>
             <w:r>
               <w:rPr>
@@ -5849,7 +5849,7 @@
                 <w:right w:val="none" w:sz="0" w:space="0" w:color="000000"/>
               </w:pBdr>
               <w:spacing w:after="100" w:before="100" w:line="240"/>
-              <w:ind w:firstLine="0" w:left="100" w:right="100"/>
+              <w:ind w:left="100" w:right="100" w:firstLine="0" w:firstLineChars="0"/>
             </w:pPr>
             <w:r>
               <w:rPr>
@@ -5893,7 +5893,7 @@
                 <w:right w:val="none" w:sz="0" w:space="0" w:color="000000"/>
               </w:pBdr>
               <w:spacing w:after="100" w:before="100" w:line="240"/>
-              <w:ind w:firstLine="0" w:left="100" w:right="100"/>
+              <w:ind w:left="100" w:right="100" w:firstLine="0" w:firstLineChars="0"/>
             </w:pPr>
             <w:r>
               <w:rPr>
@@ -5943,7 +5943,7 @@
                 <w:right w:val="none" w:sz="0" w:space="0" w:color="000000"/>
               </w:pBdr>
               <w:spacing w:after="100" w:before="100" w:line="240"/>
-              <w:ind w:firstLine="0" w:left="100" w:right="100"/>
+              <w:ind w:left="100" w:right="100" w:firstLine="0" w:firstLineChars="0"/>
             </w:pPr>
             <w:r>
               <w:rPr>
@@ -5987,7 +5987,7 @@
                 <w:right w:val="none" w:sz="0" w:space="0" w:color="000000"/>
               </w:pBdr>
               <w:spacing w:after="100" w:before="100" w:line="240"/>
-              <w:ind w:firstLine="0" w:left="100" w:right="100"/>
+              <w:ind w:left="100" w:right="100" w:firstLine="0" w:firstLineChars="0"/>
             </w:pPr>
             <w:r>
               <w:rPr>
@@ -6031,7 +6031,7 @@
                 <w:right w:val="none" w:sz="0" w:space="0" w:color="000000"/>
               </w:pBdr>
               <w:spacing w:after="100" w:before="100" w:line="240"/>
-              <w:ind w:firstLine="0" w:left="100" w:right="100"/>
+              <w:ind w:left="100" w:right="100" w:firstLine="0" w:firstLineChars="0"/>
             </w:pPr>
             <w:r>
               <w:rPr>
@@ -6075,7 +6075,7 @@
                 <w:right w:val="none" w:sz="0" w:space="0" w:color="000000"/>
               </w:pBdr>
               <w:spacing w:after="100" w:before="100" w:line="240"/>
-              <w:ind w:firstLine="0" w:left="100" w:right="100"/>
+              <w:ind w:left="100" w:right="100" w:firstLine="0" w:firstLineChars="0"/>
             </w:pPr>
             <w:r>
               <w:rPr>
@@ -6119,7 +6119,7 @@
                 <w:right w:val="none" w:sz="0" w:space="0" w:color="000000"/>
               </w:pBdr>
               <w:spacing w:after="100" w:before="100" w:line="240"/>
-              <w:ind w:firstLine="0" w:left="100" w:right="100"/>
+              <w:ind w:left="100" w:right="100" w:firstLine="0" w:firstLineChars="0"/>
             </w:pPr>
             <w:r>
               <w:rPr>
@@ -6163,7 +6163,7 @@
                 <w:right w:val="none" w:sz="0" w:space="0" w:color="000000"/>
               </w:pBdr>
               <w:spacing w:after="100" w:before="100" w:line="240"/>
-              <w:ind w:firstLine="0" w:left="100" w:right="100"/>
+              <w:ind w:left="100" w:right="100" w:firstLine="0" w:firstLineChars="0"/>
             </w:pPr>
             <w:r>
               <w:rPr>
@@ -6207,7 +6207,7 @@
                 <w:right w:val="none" w:sz="0" w:space="0" w:color="000000"/>
               </w:pBdr>
               <w:spacing w:after="100" w:before="100" w:line="240"/>
-              <w:ind w:firstLine="0" w:left="100" w:right="100"/>
+              <w:ind w:left="100" w:right="100" w:firstLine="0" w:firstLineChars="0"/>
             </w:pPr>
             <w:r>
               <w:rPr>
@@ -6251,7 +6251,7 @@
                 <w:right w:val="none" w:sz="0" w:space="0" w:color="000000"/>
               </w:pBdr>
               <w:spacing w:after="100" w:before="100" w:line="240"/>
-              <w:ind w:firstLine="0" w:left="100" w:right="100"/>
+              <w:ind w:left="100" w:right="100" w:firstLine="0" w:firstLineChars="0"/>
             </w:pPr>
             <w:r>
               <w:rPr>
@@ -6295,7 +6295,7 @@
                 <w:right w:val="none" w:sz="0" w:space="0" w:color="000000"/>
               </w:pBdr>
               <w:spacing w:after="100" w:before="100" w:line="240"/>
-              <w:ind w:firstLine="0" w:left="100" w:right="100"/>
+              <w:ind w:left="100" w:right="100" w:firstLine="0" w:firstLineChars="0"/>
             </w:pPr>
             <w:r>
               <w:rPr>
@@ -6339,7 +6339,7 @@
                 <w:right w:val="none" w:sz="0" w:space="0" w:color="000000"/>
               </w:pBdr>
               <w:spacing w:after="100" w:before="100" w:line="240"/>
-              <w:ind w:firstLine="0" w:left="100" w:right="100"/>
+              <w:ind w:left="100" w:right="100" w:firstLine="0" w:firstLineChars="0"/>
             </w:pPr>
             <w:r>
               <w:rPr>
@@ -6383,7 +6383,7 @@
                 <w:right w:val="none" w:sz="0" w:space="0" w:color="000000"/>
               </w:pBdr>
               <w:spacing w:after="100" w:before="100" w:line="240"/>
-              <w:ind w:firstLine="0" w:left="100" w:right="100"/>
+              <w:ind w:left="100" w:right="100" w:firstLine="0" w:firstLineChars="0"/>
             </w:pPr>
             <w:r>
               <w:rPr>
@@ -6433,7 +6433,7 @@
                 <w:right w:val="none" w:sz="0" w:space="0" w:color="000000"/>
               </w:pBdr>
               <w:spacing w:after="100" w:before="100" w:line="240"/>
-              <w:ind w:firstLine="0" w:left="100" w:right="100"/>
+              <w:ind w:left="100" w:right="100" w:firstLine="0" w:firstLineChars="0"/>
             </w:pPr>
             <w:r>
               <w:rPr>
@@ -6477,7 +6477,7 @@
                 <w:right w:val="none" w:sz="0" w:space="0" w:color="000000"/>
               </w:pBdr>
               <w:spacing w:after="100" w:before="100" w:line="240"/>
-              <w:ind w:firstLine="0" w:left="100" w:right="100"/>
+              <w:ind w:left="100" w:right="100" w:firstLine="0" w:firstLineChars="0"/>
             </w:pPr>
             <w:r>
               <w:rPr>
@@ -6521,7 +6521,7 @@
                 <w:right w:val="none" w:sz="0" w:space="0" w:color="000000"/>
               </w:pBdr>
               <w:spacing w:after="100" w:before="100" w:line="240"/>
-              <w:ind w:firstLine="0" w:left="100" w:right="100"/>
+              <w:ind w:left="100" w:right="100" w:firstLine="0" w:firstLineChars="0"/>
             </w:pPr>
             <w:r>
               <w:rPr>
@@ -6565,7 +6565,7 @@
                 <w:right w:val="none" w:sz="0" w:space="0" w:color="000000"/>
               </w:pBdr>
               <w:spacing w:after="100" w:before="100" w:line="240"/>
-              <w:ind w:firstLine="0" w:left="100" w:right="100"/>
+              <w:ind w:left="100" w:right="100" w:firstLine="0" w:firstLineChars="0"/>
             </w:pPr>
             <w:r>
               <w:rPr>
@@ -6609,7 +6609,7 @@
                 <w:right w:val="none" w:sz="0" w:space="0" w:color="000000"/>
               </w:pBdr>
               <w:spacing w:after="100" w:before="100" w:line="240"/>
-              <w:ind w:firstLine="0" w:left="100" w:right="100"/>
+              <w:ind w:left="100" w:right="100" w:firstLine="0" w:firstLineChars="0"/>
             </w:pPr>
             <w:r>
               <w:rPr>
@@ -6653,7 +6653,7 @@
                 <w:right w:val="none" w:sz="0" w:space="0" w:color="000000"/>
               </w:pBdr>
               <w:spacing w:after="100" w:before="100" w:line="240"/>
-              <w:ind w:firstLine="0" w:left="100" w:right="100"/>
+              <w:ind w:left="100" w:right="100" w:firstLine="0" w:firstLineChars="0"/>
             </w:pPr>
             <w:r>
               <w:rPr>
@@ -6697,7 +6697,7 @@
                 <w:right w:val="none" w:sz="0" w:space="0" w:color="000000"/>
               </w:pBdr>
               <w:spacing w:after="100" w:before="100" w:line="240"/>
-              <w:ind w:firstLine="0" w:left="100" w:right="100"/>
+              <w:ind w:left="100" w:right="100" w:firstLine="0" w:firstLineChars="0"/>
             </w:pPr>
             <w:r>
               <w:rPr>
@@ -6741,7 +6741,7 @@
                 <w:right w:val="none" w:sz="0" w:space="0" w:color="000000"/>
               </w:pBdr>
               <w:spacing w:after="100" w:before="100" w:line="240"/>
-              <w:ind w:firstLine="0" w:left="100" w:right="100"/>
+              <w:ind w:left="100" w:right="100" w:firstLine="0" w:firstLineChars="0"/>
             </w:pPr>
             <w:r>
               <w:rPr>
@@ -6785,7 +6785,7 @@
                 <w:right w:val="none" w:sz="0" w:space="0" w:color="000000"/>
               </w:pBdr>
               <w:spacing w:after="100" w:before="100" w:line="240"/>
-              <w:ind w:firstLine="0" w:left="100" w:right="100"/>
+              <w:ind w:left="100" w:right="100" w:firstLine="0" w:firstLineChars="0"/>
             </w:pPr>
             <w:r>
               <w:rPr>
@@ -6829,7 +6829,7 @@
                 <w:right w:val="none" w:sz="0" w:space="0" w:color="000000"/>
               </w:pBdr>
               <w:spacing w:after="100" w:before="100" w:line="240"/>
-              <w:ind w:firstLine="0" w:left="100" w:right="100"/>
+              <w:ind w:left="100" w:right="100" w:firstLine="0" w:firstLineChars="0"/>
             </w:pPr>
             <w:r>
               <w:rPr>
@@ -6873,7 +6873,7 @@
                 <w:right w:val="none" w:sz="0" w:space="0" w:color="000000"/>
               </w:pBdr>
               <w:spacing w:after="100" w:before="100" w:line="240"/>
-              <w:ind w:firstLine="0" w:left="100" w:right="100"/>
+              <w:ind w:left="100" w:right="100" w:firstLine="0" w:firstLineChars="0"/>
             </w:pPr>
             <w:r>
               <w:rPr>
@@ -6923,7 +6923,7 @@
                 <w:right w:val="none" w:sz="0" w:space="0" w:color="000000"/>
               </w:pBdr>
               <w:spacing w:after="100" w:before="100" w:line="240"/>
-              <w:ind w:firstLine="0" w:left="100" w:right="100"/>
+              <w:ind w:left="100" w:right="100" w:firstLine="0" w:firstLineChars="0"/>
             </w:pPr>
             <w:r>
               <w:rPr>
@@ -6967,7 +6967,7 @@
                 <w:right w:val="none" w:sz="0" w:space="0" w:color="000000"/>
               </w:pBdr>
               <w:spacing w:after="100" w:before="100" w:line="240"/>
-              <w:ind w:firstLine="0" w:left="100" w:right="100"/>
+              <w:ind w:left="100" w:right="100" w:firstLine="0" w:firstLineChars="0"/>
             </w:pPr>
             <w:r>
               <w:rPr>
@@ -7011,7 +7011,7 @@
                 <w:right w:val="none" w:sz="0" w:space="0" w:color="000000"/>
               </w:pBdr>
               <w:spacing w:after="100" w:before="100" w:line="240"/>
-              <w:ind w:firstLine="0" w:left="100" w:right="100"/>
+              <w:ind w:left="100" w:right="100" w:firstLine="0" w:firstLineChars="0"/>
             </w:pPr>
             <w:r>
               <w:rPr>
@@ -7055,7 +7055,7 @@
                 <w:right w:val="none" w:sz="0" w:space="0" w:color="000000"/>
               </w:pBdr>
               <w:spacing w:after="100" w:before="100" w:line="240"/>
-              <w:ind w:firstLine="0" w:left="100" w:right="100"/>
+              <w:ind w:left="100" w:right="100" w:firstLine="0" w:firstLineChars="0"/>
             </w:pPr>
             <w:r>
               <w:rPr>
@@ -7099,7 +7099,7 @@
                 <w:right w:val="none" w:sz="0" w:space="0" w:color="000000"/>
               </w:pBdr>
               <w:spacing w:after="100" w:before="100" w:line="240"/>
-              <w:ind w:firstLine="0" w:left="100" w:right="100"/>
+              <w:ind w:left="100" w:right="100" w:firstLine="0" w:firstLineChars="0"/>
             </w:pPr>
             <w:r>
               <w:rPr>
@@ -7143,7 +7143,7 @@
                 <w:right w:val="none" w:sz="0" w:space="0" w:color="000000"/>
               </w:pBdr>
               <w:spacing w:after="100" w:before="100" w:line="240"/>
-              <w:ind w:firstLine="0" w:left="100" w:right="100"/>
+              <w:ind w:left="100" w:right="100" w:firstLine="0" w:firstLineChars="0"/>
             </w:pPr>
             <w:r>
               <w:rPr>
@@ -7187,7 +7187,7 @@
                 <w:right w:val="none" w:sz="0" w:space="0" w:color="000000"/>
               </w:pBdr>
               <w:spacing w:after="100" w:before="100" w:line="240"/>
-              <w:ind w:firstLine="0" w:left="100" w:right="100"/>
+              <w:ind w:left="100" w:right="100" w:firstLine="0" w:firstLineChars="0"/>
             </w:pPr>
             <w:r>
               <w:rPr>
@@ -7231,7 +7231,7 @@
                 <w:right w:val="none" w:sz="0" w:space="0" w:color="000000"/>
               </w:pBdr>
               <w:spacing w:after="100" w:before="100" w:line="240"/>
-              <w:ind w:firstLine="0" w:left="100" w:right="100"/>
+              <w:ind w:left="100" w:right="100" w:firstLine="0" w:firstLineChars="0"/>
             </w:pPr>
             <w:r>
               <w:rPr>
@@ -7275,7 +7275,7 @@
                 <w:right w:val="none" w:sz="0" w:space="0" w:color="000000"/>
               </w:pBdr>
               <w:spacing w:after="100" w:before="100" w:line="240"/>
-              <w:ind w:firstLine="0" w:left="100" w:right="100"/>
+              <w:ind w:left="100" w:right="100" w:firstLine="0" w:firstLineChars="0"/>
             </w:pPr>
             <w:r>
               <w:rPr>
@@ -7319,7 +7319,7 @@
                 <w:right w:val="none" w:sz="0" w:space="0" w:color="000000"/>
               </w:pBdr>
               <w:spacing w:after="100" w:before="100" w:line="240"/>
-              <w:ind w:firstLine="0" w:left="100" w:right="100"/>
+              <w:ind w:left="100" w:right="100" w:firstLine="0" w:firstLineChars="0"/>
             </w:pPr>
             <w:r>
               <w:rPr>
@@ -7363,7 +7363,7 @@
                 <w:right w:val="none" w:sz="0" w:space="0" w:color="000000"/>
               </w:pBdr>
               <w:spacing w:after="100" w:before="100" w:line="240"/>
-              <w:ind w:firstLine="0" w:left="100" w:right="100"/>
+              <w:ind w:left="100" w:right="100" w:firstLine="0" w:firstLineChars="0"/>
             </w:pPr>
             <w:r>
               <w:rPr>
@@ -7413,7 +7413,7 @@
                 <w:right w:val="none" w:sz="0" w:space="0" w:color="000000"/>
               </w:pBdr>
               <w:spacing w:after="100" w:before="100" w:line="240"/>
-              <w:ind w:firstLine="0" w:left="100" w:right="100"/>
+              <w:ind w:left="100" w:right="100" w:firstLine="0" w:firstLineChars="0"/>
             </w:pPr>
             <w:r>
               <w:rPr>
@@ -7457,7 +7457,7 @@
                 <w:right w:val="none" w:sz="0" w:space="0" w:color="000000"/>
               </w:pBdr>
               <w:spacing w:after="100" w:before="100" w:line="240"/>
-              <w:ind w:firstLine="0" w:left="100" w:right="100"/>
+              <w:ind w:left="100" w:right="100" w:firstLine="0" w:firstLineChars="0"/>
             </w:pPr>
             <w:r>
               <w:rPr>
@@ -7501,7 +7501,7 @@
                 <w:right w:val="none" w:sz="0" w:space="0" w:color="000000"/>
               </w:pBdr>
               <w:spacing w:after="100" w:before="100" w:line="240"/>
-              <w:ind w:firstLine="0" w:left="100" w:right="100"/>
+              <w:ind w:left="100" w:right="100" w:firstLine="0" w:firstLineChars="0"/>
             </w:pPr>
             <w:r>
               <w:rPr>
@@ -7545,7 +7545,7 @@
                 <w:right w:val="none" w:sz="0" w:space="0" w:color="000000"/>
               </w:pBdr>
               <w:spacing w:after="100" w:before="100" w:line="240"/>
-              <w:ind w:firstLine="0" w:left="100" w:right="100"/>
+              <w:ind w:left="100" w:right="100" w:firstLine="0" w:firstLineChars="0"/>
             </w:pPr>
             <w:r>
               <w:rPr>
@@ -7589,7 +7589,7 @@
                 <w:right w:val="none" w:sz="0" w:space="0" w:color="000000"/>
               </w:pBdr>
               <w:spacing w:after="100" w:before="100" w:line="240"/>
-              <w:ind w:firstLine="0" w:left="100" w:right="100"/>
+              <w:ind w:left="100" w:right="100" w:firstLine="0" w:firstLineChars="0"/>
             </w:pPr>
             <w:r>
               <w:rPr>
@@ -7633,7 +7633,7 @@
                 <w:right w:val="none" w:sz="0" w:space="0" w:color="000000"/>
               </w:pBdr>
               <w:spacing w:after="100" w:before="100" w:line="240"/>
-              <w:ind w:firstLine="0" w:left="100" w:right="100"/>
+              <w:ind w:left="100" w:right="100" w:firstLine="0" w:firstLineChars="0"/>
             </w:pPr>
             <w:r>
               <w:rPr>
@@ -7677,7 +7677,7 @@
                 <w:right w:val="none" w:sz="0" w:space="0" w:color="000000"/>
               </w:pBdr>
               <w:spacing w:after="100" w:before="100" w:line="240"/>
-              <w:ind w:firstLine="0" w:left="100" w:right="100"/>
+              <w:ind w:left="100" w:right="100" w:firstLine="0" w:firstLineChars="0"/>
             </w:pPr>
             <w:r>
               <w:rPr>
@@ -7721,7 +7721,7 @@
                 <w:right w:val="none" w:sz="0" w:space="0" w:color="000000"/>
               </w:pBdr>
               <w:spacing w:after="100" w:before="100" w:line="240"/>
-              <w:ind w:firstLine="0" w:left="100" w:right="100"/>
+              <w:ind w:left="100" w:right="100" w:firstLine="0" w:firstLineChars="0"/>
             </w:pPr>
             <w:r>
               <w:rPr>
@@ -7765,7 +7765,7 @@
                 <w:right w:val="none" w:sz="0" w:space="0" w:color="000000"/>
               </w:pBdr>
               <w:spacing w:after="100" w:before="100" w:line="240"/>
-              <w:ind w:firstLine="0" w:left="100" w:right="100"/>
+              <w:ind w:left="100" w:right="100" w:firstLine="0" w:firstLineChars="0"/>
             </w:pPr>
             <w:r>
               <w:rPr>
@@ -7809,7 +7809,7 @@
                 <w:right w:val="none" w:sz="0" w:space="0" w:color="000000"/>
               </w:pBdr>
               <w:spacing w:after="100" w:before="100" w:line="240"/>
-              <w:ind w:firstLine="0" w:left="100" w:right="100"/>
+              <w:ind w:left="100" w:right="100" w:firstLine="0" w:firstLineChars="0"/>
             </w:pPr>
             <w:r>
               <w:rPr>
@@ -7853,7 +7853,7 @@
                 <w:right w:val="none" w:sz="0" w:space="0" w:color="000000"/>
               </w:pBdr>
               <w:spacing w:after="100" w:before="100" w:line="240"/>
-              <w:ind w:firstLine="0" w:left="100" w:right="100"/>
+              <w:ind w:left="100" w:right="100" w:firstLine="0" w:firstLineChars="0"/>
             </w:pPr>
             <w:r>
               <w:rPr>
@@ -7903,7 +7903,7 @@
                 <w:right w:val="none" w:sz="0" w:space="0" w:color="000000"/>
               </w:pBdr>
               <w:spacing w:after="100" w:before="100" w:line="240"/>
-              <w:ind w:firstLine="0" w:left="100" w:right="100"/>
+              <w:ind w:left="100" w:right="100" w:firstLine="0" w:firstLineChars="0"/>
             </w:pPr>
             <w:r>
               <w:rPr>
@@ -7947,7 +7947,7 @@
                 <w:right w:val="none" w:sz="0" w:space="0" w:color="000000"/>
               </w:pBdr>
               <w:spacing w:after="100" w:before="100" w:line="240"/>
-              <w:ind w:firstLine="0" w:left="100" w:right="100"/>
+              <w:ind w:left="100" w:right="100" w:firstLine="0" w:firstLineChars="0"/>
             </w:pPr>
             <w:r>
               <w:rPr>
@@ -7991,7 +7991,7 @@
                 <w:right w:val="none" w:sz="0" w:space="0" w:color="000000"/>
               </w:pBdr>
               <w:spacing w:after="100" w:before="100" w:line="240"/>
-              <w:ind w:firstLine="0" w:left="100" w:right="100"/>
+              <w:ind w:left="100" w:right="100" w:firstLine="0" w:firstLineChars="0"/>
             </w:pPr>
             <w:r>
               <w:rPr>
@@ -8035,7 +8035,7 @@
                 <w:right w:val="none" w:sz="0" w:space="0" w:color="000000"/>
               </w:pBdr>
               <w:spacing w:after="100" w:before="100" w:line="240"/>
-              <w:ind w:firstLine="0" w:left="100" w:right="100"/>
+              <w:ind w:left="100" w:right="100" w:firstLine="0" w:firstLineChars="0"/>
             </w:pPr>
             <w:r>
               <w:rPr>
@@ -8079,7 +8079,7 @@
                 <w:right w:val="none" w:sz="0" w:space="0" w:color="000000"/>
               </w:pBdr>
               <w:spacing w:after="100" w:before="100" w:line="240"/>
-              <w:ind w:firstLine="0" w:left="100" w:right="100"/>
+              <w:ind w:left="100" w:right="100" w:firstLine="0" w:firstLineChars="0"/>
             </w:pPr>
             <w:r>
               <w:rPr>
@@ -8123,7 +8123,7 @@
                 <w:right w:val="none" w:sz="0" w:space="0" w:color="000000"/>
               </w:pBdr>
               <w:spacing w:after="100" w:before="100" w:line="240"/>
-              <w:ind w:firstLine="0" w:left="100" w:right="100"/>
+              <w:ind w:left="100" w:right="100" w:firstLine="0" w:firstLineChars="0"/>
             </w:pPr>
             <w:r>
               <w:rPr>
@@ -8167,7 +8167,7 @@
                 <w:right w:val="none" w:sz="0" w:space="0" w:color="000000"/>
               </w:pBdr>
               <w:spacing w:after="100" w:before="100" w:line="240"/>
-              <w:ind w:firstLine="0" w:left="100" w:right="100"/>
+              <w:ind w:left="100" w:right="100" w:firstLine="0" w:firstLineChars="0"/>
             </w:pPr>
             <w:r>
               <w:rPr>
@@ -8211,7 +8211,7 @@
                 <w:right w:val="none" w:sz="0" w:space="0" w:color="000000"/>
               </w:pBdr>
               <w:spacing w:after="100" w:before="100" w:line="240"/>
-              <w:ind w:firstLine="0" w:left="100" w:right="100"/>
+              <w:ind w:left="100" w:right="100" w:firstLine="0" w:firstLineChars="0"/>
             </w:pPr>
             <w:r>
               <w:rPr>
@@ -8255,7 +8255,7 @@
                 <w:right w:val="none" w:sz="0" w:space="0" w:color="000000"/>
               </w:pBdr>
               <w:spacing w:after="100" w:before="100" w:line="240"/>
-              <w:ind w:firstLine="0" w:left="100" w:right="100"/>
+              <w:ind w:left="100" w:right="100" w:firstLine="0" w:firstLineChars="0"/>
             </w:pPr>
             <w:r>
               <w:rPr>
@@ -8299,7 +8299,7 @@
                 <w:right w:val="none" w:sz="0" w:space="0" w:color="000000"/>
               </w:pBdr>
               <w:spacing w:after="100" w:before="100" w:line="240"/>
-              <w:ind w:firstLine="0" w:left="100" w:right="100"/>
+              <w:ind w:left="100" w:right="100" w:firstLine="0" w:firstLineChars="0"/>
             </w:pPr>
             <w:r>
               <w:rPr>
@@ -8343,7 +8343,7 @@
                 <w:right w:val="none" w:sz="0" w:space="0" w:color="000000"/>
               </w:pBdr>
               <w:spacing w:after="100" w:before="100" w:line="240"/>
-              <w:ind w:firstLine="0" w:left="100" w:right="100"/>
+              <w:ind w:left="100" w:right="100" w:firstLine="0" w:firstLineChars="0"/>
             </w:pPr>
             <w:r>
               <w:rPr>
@@ -8393,7 +8393,7 @@
                 <w:right w:val="none" w:sz="0" w:space="0" w:color="000000"/>
               </w:pBdr>
               <w:spacing w:after="100" w:before="100" w:line="240"/>
-              <w:ind w:firstLine="0" w:left="100" w:right="100"/>
+              <w:ind w:left="100" w:right="100" w:firstLine="0" w:firstLineChars="0"/>
             </w:pPr>
             <w:r>
               <w:rPr>
@@ -8437,7 +8437,7 @@
                 <w:right w:val="none" w:sz="0" w:space="0" w:color="000000"/>
               </w:pBdr>
               <w:spacing w:after="100" w:before="100" w:line="240"/>
-              <w:ind w:firstLine="0" w:left="100" w:right="100"/>
+              <w:ind w:left="100" w:right="100" w:firstLine="0" w:firstLineChars="0"/>
             </w:pPr>
             <w:r>
               <w:rPr>
@@ -8481,7 +8481,7 @@
                 <w:right w:val="none" w:sz="0" w:space="0" w:color="000000"/>
               </w:pBdr>
               <w:spacing w:after="100" w:before="100" w:line="240"/>
-              <w:ind w:firstLine="0" w:left="100" w:right="100"/>
+              <w:ind w:left="100" w:right="100" w:firstLine="0" w:firstLineChars="0"/>
             </w:pPr>
             <w:r>
               <w:rPr>
@@ -8525,7 +8525,7 @@
                 <w:right w:val="none" w:sz="0" w:space="0" w:color="000000"/>
               </w:pBdr>
               <w:spacing w:after="100" w:before="100" w:line="240"/>
-              <w:ind w:firstLine="0" w:left="100" w:right="100"/>
+              <w:ind w:left="100" w:right="100" w:firstLine="0" w:firstLineChars="0"/>
             </w:pPr>
             <w:r>
               <w:rPr>
@@ -8569,7 +8569,7 @@
                 <w:right w:val="none" w:sz="0" w:space="0" w:color="000000"/>
               </w:pBdr>
               <w:spacing w:after="100" w:before="100" w:line="240"/>
-              <w:ind w:firstLine="0" w:left="100" w:right="100"/>
+              <w:ind w:left="100" w:right="100" w:firstLine="0" w:firstLineChars="0"/>
             </w:pPr>
             <w:r>
               <w:rPr>
@@ -8613,7 +8613,7 @@
                 <w:right w:val="none" w:sz="0" w:space="0" w:color="000000"/>
               </w:pBdr>
               <w:spacing w:after="100" w:before="100" w:line="240"/>
-              <w:ind w:firstLine="0" w:left="100" w:right="100"/>
+              <w:ind w:left="100" w:right="100" w:firstLine="0" w:firstLineChars="0"/>
             </w:pPr>
             <w:r>
               <w:rPr>
@@ -8657,7 +8657,7 @@
                 <w:right w:val="none" w:sz="0" w:space="0" w:color="000000"/>
               </w:pBdr>
               <w:spacing w:after="100" w:before="100" w:line="240"/>
-              <w:ind w:firstLine="0" w:left="100" w:right="100"/>
+              <w:ind w:left="100" w:right="100" w:firstLine="0" w:firstLineChars="0"/>
             </w:pPr>
             <w:r>
               <w:rPr>
@@ -8701,7 +8701,7 @@
                 <w:right w:val="none" w:sz="0" w:space="0" w:color="000000"/>
               </w:pBdr>
               <w:spacing w:after="100" w:before="100" w:line="240"/>
-              <w:ind w:firstLine="0" w:left="100" w:right="100"/>
+              <w:ind w:left="100" w:right="100" w:firstLine="0" w:firstLineChars="0"/>
             </w:pPr>
             <w:r>
               <w:rPr>
@@ -8745,7 +8745,7 @@
                 <w:right w:val="none" w:sz="0" w:space="0" w:color="000000"/>
               </w:pBdr>
               <w:spacing w:after="100" w:before="100" w:line="240"/>
-              <w:ind w:firstLine="0" w:left="100" w:right="100"/>
+              <w:ind w:left="100" w:right="100" w:firstLine="0" w:firstLineChars="0"/>
             </w:pPr>
             <w:r>
               <w:rPr>
@@ -8789,7 +8789,7 @@
                 <w:right w:val="none" w:sz="0" w:space="0" w:color="000000"/>
               </w:pBdr>
               <w:spacing w:after="100" w:before="100" w:line="240"/>
-              <w:ind w:firstLine="0" w:left="100" w:right="100"/>
+              <w:ind w:left="100" w:right="100" w:firstLine="0" w:firstLineChars="0"/>
             </w:pPr>
             <w:r>
               <w:rPr>
@@ -8833,7 +8833,7 @@
                 <w:right w:val="none" w:sz="0" w:space="0" w:color="000000"/>
               </w:pBdr>
               <w:spacing w:after="100" w:before="100" w:line="240"/>
-              <w:ind w:firstLine="0" w:left="100" w:right="100"/>
+              <w:ind w:left="100" w:right="100" w:firstLine="0" w:firstLineChars="0"/>
             </w:pPr>
             <w:r>
               <w:rPr>
@@ -8883,7 +8883,7 @@
                 <w:right w:val="none" w:sz="0" w:space="0" w:color="000000"/>
               </w:pBdr>
               <w:spacing w:after="100" w:before="100" w:line="240"/>
-              <w:ind w:firstLine="0" w:left="100" w:right="100"/>
+              <w:ind w:left="100" w:right="100" w:firstLine="0" w:firstLineChars="0"/>
             </w:pPr>
             <w:r>
               <w:rPr>
@@ -8927,7 +8927,7 @@
                 <w:right w:val="none" w:sz="0" w:space="0" w:color="000000"/>
               </w:pBdr>
               <w:spacing w:after="100" w:before="100" w:line="240"/>
-              <w:ind w:firstLine="0" w:left="100" w:right="100"/>
+              <w:ind w:left="100" w:right="100" w:firstLine="0" w:firstLineChars="0"/>
             </w:pPr>
             <w:r>
               <w:rPr>
@@ -8971,7 +8971,7 @@
                 <w:right w:val="none" w:sz="0" w:space="0" w:color="000000"/>
               </w:pBdr>
               <w:spacing w:after="100" w:before="100" w:line="240"/>
-              <w:ind w:firstLine="0" w:left="100" w:right="100"/>
+              <w:ind w:left="100" w:right="100" w:firstLine="0" w:firstLineChars="0"/>
             </w:pPr>
             <w:r>
               <w:rPr>
@@ -9015,7 +9015,7 @@
                 <w:right w:val="none" w:sz="0" w:space="0" w:color="000000"/>
               </w:pBdr>
               <w:spacing w:after="100" w:before="100" w:line="240"/>
-              <w:ind w:firstLine="0" w:left="100" w:right="100"/>
+              <w:ind w:left="100" w:right="100" w:firstLine="0" w:firstLineChars="0"/>
             </w:pPr>
             <w:r>
               <w:rPr>
@@ -9059,7 +9059,7 @@
                 <w:right w:val="none" w:sz="0" w:space="0" w:color="000000"/>
               </w:pBdr>
               <w:spacing w:after="100" w:before="100" w:line="240"/>
-              <w:ind w:firstLine="0" w:left="100" w:right="100"/>
+              <w:ind w:left="100" w:right="100" w:firstLine="0" w:firstLineChars="0"/>
             </w:pPr>
             <w:r>
               <w:rPr>
@@ -9103,7 +9103,7 @@
                 <w:right w:val="none" w:sz="0" w:space="0" w:color="000000"/>
               </w:pBdr>
               <w:spacing w:after="100" w:before="100" w:line="240"/>
-              <w:ind w:firstLine="0" w:left="100" w:right="100"/>
+              <w:ind w:left="100" w:right="100" w:firstLine="0" w:firstLineChars="0"/>
             </w:pPr>
             <w:r>
               <w:rPr>
@@ -9147,7 +9147,7 @@
                 <w:right w:val="none" w:sz="0" w:space="0" w:color="000000"/>
               </w:pBdr>
               <w:spacing w:after="100" w:before="100" w:line="240"/>
-              <w:ind w:firstLine="0" w:left="100" w:right="100"/>
+              <w:ind w:left="100" w:right="100" w:firstLine="0" w:firstLineChars="0"/>
             </w:pPr>
             <w:r>
               <w:rPr>
@@ -9191,7 +9191,7 @@
                 <w:right w:val="none" w:sz="0" w:space="0" w:color="000000"/>
               </w:pBdr>
               <w:spacing w:after="100" w:before="100" w:line="240"/>
-              <w:ind w:firstLine="0" w:left="100" w:right="100"/>
+              <w:ind w:left="100" w:right="100" w:firstLine="0" w:firstLineChars="0"/>
             </w:pPr>
             <w:r>
               <w:rPr>
@@ -9235,7 +9235,7 @@
                 <w:right w:val="none" w:sz="0" w:space="0" w:color="000000"/>
               </w:pBdr>
               <w:spacing w:after="100" w:before="100" w:line="240"/>
-              <w:ind w:firstLine="0" w:left="100" w:right="100"/>
+              <w:ind w:left="100" w:right="100" w:firstLine="0" w:firstLineChars="0"/>
             </w:pPr>
             <w:r>
               <w:rPr>
@@ -9279,7 +9279,7 @@
                 <w:right w:val="none" w:sz="0" w:space="0" w:color="000000"/>
               </w:pBdr>
               <w:spacing w:after="100" w:before="100" w:line="240"/>
-              <w:ind w:firstLine="0" w:left="100" w:right="100"/>
+              <w:ind w:left="100" w:right="100" w:firstLine="0" w:firstLineChars="0"/>
             </w:pPr>
             <w:r>
               <w:rPr>
@@ -9323,7 +9323,7 @@
                 <w:right w:val="none" w:sz="0" w:space="0" w:color="000000"/>
               </w:pBdr>
               <w:spacing w:after="100" w:before="100" w:line="240"/>
-              <w:ind w:firstLine="0" w:left="100" w:right="100"/>
+              <w:ind w:left="100" w:right="100" w:firstLine="0" w:firstLineChars="0"/>
             </w:pPr>
             <w:r>
               <w:rPr>
@@ -9373,7 +9373,7 @@
                 <w:right w:val="none" w:sz="0" w:space="0" w:color="000000"/>
               </w:pBdr>
               <w:spacing w:after="100" w:before="100" w:line="240"/>
-              <w:ind w:firstLine="0" w:left="100" w:right="100"/>
+              <w:ind w:left="100" w:right="100" w:firstLine="0" w:firstLineChars="0"/>
             </w:pPr>
             <w:r>
               <w:rPr>
@@ -9417,7 +9417,7 @@
                 <w:right w:val="none" w:sz="0" w:space="0" w:color="000000"/>
               </w:pBdr>
               <w:spacing w:after="100" w:before="100" w:line="240"/>
-              <w:ind w:firstLine="0" w:left="100" w:right="100"/>
+              <w:ind w:left="100" w:right="100" w:firstLine="0" w:firstLineChars="0"/>
             </w:pPr>
             <w:r>
               <w:rPr>
@@ -9461,7 +9461,7 @@
                 <w:right w:val="none" w:sz="0" w:space="0" w:color="000000"/>
               </w:pBdr>
               <w:spacing w:after="100" w:before="100" w:line="240"/>
-              <w:ind w:firstLine="0" w:left="100" w:right="100"/>
+              <w:ind w:left="100" w:right="100" w:firstLine="0" w:firstLineChars="0"/>
             </w:pPr>
             <w:r>
               <w:rPr>
@@ -9505,7 +9505,7 @@
                 <w:right w:val="none" w:sz="0" w:space="0" w:color="000000"/>
               </w:pBdr>
               <w:spacing w:after="100" w:before="100" w:line="240"/>
-              <w:ind w:firstLine="0" w:left="100" w:right="100"/>
+              <w:ind w:left="100" w:right="100" w:firstLine="0" w:firstLineChars="0"/>
             </w:pPr>
             <w:r>
               <w:rPr>
@@ -9549,7 +9549,7 @@
                 <w:right w:val="none" w:sz="0" w:space="0" w:color="000000"/>
               </w:pBdr>
               <w:spacing w:after="100" w:before="100" w:line="240"/>
-              <w:ind w:firstLine="0" w:left="100" w:right="100"/>
+              <w:ind w:left="100" w:right="100" w:firstLine="0" w:firstLineChars="0"/>
             </w:pPr>
             <w:r>
               <w:rPr>
@@ -9593,7 +9593,7 @@
                 <w:right w:val="none" w:sz="0" w:space="0" w:color="000000"/>
               </w:pBdr>
               <w:spacing w:after="100" w:before="100" w:line="240"/>
-              <w:ind w:firstLine="0" w:left="100" w:right="100"/>
+              <w:ind w:left="100" w:right="100" w:firstLine="0" w:firstLineChars="0"/>
             </w:pPr>
             <w:r>
               <w:rPr>
@@ -9637,7 +9637,7 @@
                 <w:right w:val="none" w:sz="0" w:space="0" w:color="000000"/>
               </w:pBdr>
               <w:spacing w:after="100" w:before="100" w:line="240"/>
-              <w:ind w:firstLine="0" w:left="100" w:right="100"/>
+              <w:ind w:left="100" w:right="100" w:firstLine="0" w:firstLineChars="0"/>
             </w:pPr>
             <w:r>
               <w:rPr>
@@ -9681,7 +9681,7 @@
                 <w:right w:val="none" w:sz="0" w:space="0" w:color="000000"/>
               </w:pBdr>
               <w:spacing w:after="100" w:before="100" w:line="240"/>
-              <w:ind w:firstLine="0" w:left="100" w:right="100"/>
+              <w:ind w:left="100" w:right="100" w:firstLine="0" w:firstLineChars="0"/>
             </w:pPr>
             <w:r>
               <w:rPr>
@@ -9725,7 +9725,7 @@
                 <w:right w:val="none" w:sz="0" w:space="0" w:color="000000"/>
               </w:pBdr>
               <w:spacing w:after="100" w:before="100" w:line="240"/>
-              <w:ind w:firstLine="0" w:left="100" w:right="100"/>
+              <w:ind w:left="100" w:right="100" w:firstLine="0" w:firstLineChars="0"/>
             </w:pPr>
             <w:r>
               <w:rPr>
@@ -9769,7 +9769,7 @@
                 <w:right w:val="none" w:sz="0" w:space="0" w:color="000000"/>
               </w:pBdr>
               <w:spacing w:after="100" w:before="100" w:line="240"/>
-              <w:ind w:firstLine="0" w:left="100" w:right="100"/>
+              <w:ind w:left="100" w:right="100" w:firstLine="0" w:firstLineChars="0"/>
             </w:pPr>
             <w:r>
               <w:rPr>
@@ -9813,7 +9813,7 @@
                 <w:right w:val="none" w:sz="0" w:space="0" w:color="000000"/>
               </w:pBdr>
               <w:spacing w:after="100" w:before="100" w:line="240"/>
-              <w:ind w:firstLine="0" w:left="100" w:right="100"/>
+              <w:ind w:left="100" w:right="100" w:firstLine="0" w:firstLineChars="0"/>
             </w:pPr>
             <w:r>
               <w:rPr>
@@ -9863,7 +9863,7 @@
                 <w:right w:val="none" w:sz="0" w:space="0" w:color="000000"/>
               </w:pBdr>
               <w:spacing w:after="100" w:before="100" w:line="240"/>
-              <w:ind w:firstLine="0" w:left="100" w:right="100"/>
+              <w:ind w:left="100" w:right="100" w:firstLine="0" w:firstLineChars="0"/>
             </w:pPr>
             <w:r>
               <w:rPr>
@@ -9907,7 +9907,7 @@
                 <w:right w:val="none" w:sz="0" w:space="0" w:color="000000"/>
               </w:pBdr>
               <w:spacing w:after="100" w:before="100" w:line="240"/>
-              <w:ind w:firstLine="0" w:left="100" w:right="100"/>
+              <w:ind w:left="100" w:right="100" w:firstLine="0" w:firstLineChars="0"/>
             </w:pPr>
             <w:r>
               <w:rPr>
@@ -9951,7 +9951,7 @@
                 <w:right w:val="none" w:sz="0" w:space="0" w:color="000000"/>
               </w:pBdr>
               <w:spacing w:after="100" w:before="100" w:line="240"/>
-              <w:ind w:firstLine="0" w:left="100" w:right="100"/>
+              <w:ind w:left="100" w:right="100" w:firstLine="0" w:firstLineChars="0"/>
             </w:pPr>
             <w:r>
               <w:rPr>
@@ -9995,7 +9995,7 @@
                 <w:right w:val="none" w:sz="0" w:space="0" w:color="000000"/>
               </w:pBdr>
               <w:spacing w:after="100" w:before="100" w:line="240"/>
-              <w:ind w:firstLine="0" w:left="100" w:right="100"/>
+              <w:ind w:left="100" w:right="100" w:firstLine="0" w:firstLineChars="0"/>
             </w:pPr>
             <w:r>
               <w:rPr>
@@ -10039,7 +10039,7 @@
                 <w:right w:val="none" w:sz="0" w:space="0" w:color="000000"/>
               </w:pBdr>
               <w:spacing w:after="100" w:before="100" w:line="240"/>
-              <w:ind w:firstLine="0" w:left="100" w:right="100"/>
+              <w:ind w:left="100" w:right="100" w:firstLine="0" w:firstLineChars="0"/>
             </w:pPr>
             <w:r>
               <w:rPr>
@@ -10083,7 +10083,7 @@
                 <w:right w:val="none" w:sz="0" w:space="0" w:color="000000"/>
               </w:pBdr>
               <w:spacing w:after="100" w:before="100" w:line="240"/>
-              <w:ind w:firstLine="0" w:left="100" w:right="100"/>
+              <w:ind w:left="100" w:right="100" w:firstLine="0" w:firstLineChars="0"/>
             </w:pPr>
             <w:r>
               <w:rPr>
@@ -10127,7 +10127,7 @@
                 <w:right w:val="none" w:sz="0" w:space="0" w:color="000000"/>
               </w:pBdr>
               <w:spacing w:after="100" w:before="100" w:line="240"/>
-              <w:ind w:firstLine="0" w:left="100" w:right="100"/>
+              <w:ind w:left="100" w:right="100" w:firstLine="0" w:firstLineChars="0"/>
             </w:pPr>
             <w:r>
               <w:rPr>
@@ -10171,7 +10171,7 @@
                 <w:right w:val="none" w:sz="0" w:space="0" w:color="000000"/>
               </w:pBdr>
               <w:spacing w:after="100" w:before="100" w:line="240"/>
-              <w:ind w:firstLine="0" w:left="100" w:right="100"/>
+              <w:ind w:left="100" w:right="100" w:firstLine="0" w:firstLineChars="0"/>
             </w:pPr>
             <w:r>
               <w:rPr>
@@ -10215,7 +10215,7 @@
                 <w:right w:val="none" w:sz="0" w:space="0" w:color="000000"/>
               </w:pBdr>
               <w:spacing w:after="100" w:before="100" w:line="240"/>
-              <w:ind w:firstLine="0" w:left="100" w:right="100"/>
+              <w:ind w:left="100" w:right="100" w:firstLine="0" w:firstLineChars="0"/>
             </w:pPr>
             <w:r>
               <w:rPr>
@@ -10259,7 +10259,7 @@
                 <w:right w:val="none" w:sz="0" w:space="0" w:color="000000"/>
               </w:pBdr>
               <w:spacing w:after="100" w:before="100" w:line="240"/>
-              <w:ind w:firstLine="0" w:left="100" w:right="100"/>
+              <w:ind w:left="100" w:right="100" w:firstLine="0" w:firstLineChars="0"/>
             </w:pPr>
             <w:r>
               <w:rPr>
@@ -10303,7 +10303,7 @@
                 <w:right w:val="none" w:sz="0" w:space="0" w:color="000000"/>
               </w:pBdr>
               <w:spacing w:after="100" w:before="100" w:line="240"/>
-              <w:ind w:firstLine="0" w:left="100" w:right="100"/>
+              <w:ind w:left="100" w:right="100" w:firstLine="0" w:firstLineChars="0"/>
             </w:pPr>
             <w:r>
               <w:rPr>
@@ -10353,7 +10353,7 @@
                 <w:right w:val="none" w:sz="0" w:space="0" w:color="000000"/>
               </w:pBdr>
               <w:spacing w:after="100" w:before="100" w:line="240"/>
-              <w:ind w:firstLine="0" w:left="100" w:right="100"/>
+              <w:ind w:left="100" w:right="100" w:firstLine="0" w:firstLineChars="0"/>
             </w:pPr>
             <w:r>
               <w:rPr>
@@ -10397,7 +10397,7 @@
                 <w:right w:val="none" w:sz="0" w:space="0" w:color="000000"/>
               </w:pBdr>
               <w:spacing w:after="100" w:before="100" w:line="240"/>
-              <w:ind w:firstLine="0" w:left="100" w:right="100"/>
+              <w:ind w:left="100" w:right="100" w:firstLine="0" w:firstLineChars="0"/>
             </w:pPr>
             <w:r>
               <w:rPr>
@@ -10441,7 +10441,7 @@
                 <w:right w:val="none" w:sz="0" w:space="0" w:color="000000"/>
               </w:pBdr>
               <w:spacing w:after="100" w:before="100" w:line="240"/>
-              <w:ind w:firstLine="0" w:left="100" w:right="100"/>
+              <w:ind w:left="100" w:right="100" w:firstLine="0" w:firstLineChars="0"/>
             </w:pPr>
             <w:r>
               <w:rPr>
@@ -10485,7 +10485,7 @@
                 <w:right w:val="none" w:sz="0" w:space="0" w:color="000000"/>
               </w:pBdr>
               <w:spacing w:after="100" w:before="100" w:line="240"/>
-              <w:ind w:firstLine="0" w:left="100" w:right="100"/>
+              <w:ind w:left="100" w:right="100" w:firstLine="0" w:firstLineChars="0"/>
             </w:pPr>
             <w:r>
               <w:rPr>
@@ -10529,7 +10529,7 @@
                 <w:right w:val="none" w:sz="0" w:space="0" w:color="000000"/>
               </w:pBdr>
               <w:spacing w:after="100" w:before="100" w:line="240"/>
-              <w:ind w:firstLine="0" w:left="100" w:right="100"/>
+              <w:ind w:left="100" w:right="100" w:firstLine="0" w:firstLineChars="0"/>
             </w:pPr>
             <w:r>
               <w:rPr>
@@ -10573,7 +10573,7 @@
                 <w:right w:val="none" w:sz="0" w:space="0" w:color="000000"/>
               </w:pBdr>
               <w:spacing w:after="100" w:before="100" w:line="240"/>
-              <w:ind w:firstLine="0" w:left="100" w:right="100"/>
+              <w:ind w:left="100" w:right="100" w:firstLine="0" w:firstLineChars="0"/>
             </w:pPr>
             <w:r>
               <w:rPr>
@@ -10617,7 +10617,7 @@
                 <w:right w:val="none" w:sz="0" w:space="0" w:color="000000"/>
               </w:pBdr>
               <w:spacing w:after="100" w:before="100" w:line="240"/>
-              <w:ind w:firstLine="0" w:left="100" w:right="100"/>
+              <w:ind w:left="100" w:right="100" w:firstLine="0" w:firstLineChars="0"/>
             </w:pPr>
             <w:r>
               <w:rPr>
@@ -10661,7 +10661,7 @@
                 <w:right w:val="none" w:sz="0" w:space="0" w:color="000000"/>
               </w:pBdr>
               <w:spacing w:after="100" w:before="100" w:line="240"/>
-              <w:ind w:firstLine="0" w:left="100" w:right="100"/>
+              <w:ind w:left="100" w:right="100" w:firstLine="0" w:firstLineChars="0"/>
             </w:pPr>
             <w:r>
               <w:rPr>
@@ -10705,7 +10705,7 @@
                 <w:right w:val="none" w:sz="0" w:space="0" w:color="000000"/>
               </w:pBdr>
               <w:spacing w:after="100" w:before="100" w:line="240"/>
-              <w:ind w:firstLine="0" w:left="100" w:right="100"/>
+              <w:ind w:left="100" w:right="100" w:firstLine="0" w:firstLineChars="0"/>
             </w:pPr>
             <w:r>
               <w:rPr>
@@ -10749,7 +10749,7 @@
                 <w:right w:val="none" w:sz="0" w:space="0" w:color="000000"/>
               </w:pBdr>
               <w:spacing w:after="100" w:before="100" w:line="240"/>
-              <w:ind w:firstLine="0" w:left="100" w:right="100"/>
+              <w:ind w:left="100" w:right="100" w:firstLine="0" w:firstLineChars="0"/>
             </w:pPr>
             <w:r>
               <w:rPr>
@@ -10793,7 +10793,7 @@
                 <w:right w:val="none" w:sz="0" w:space="0" w:color="000000"/>
               </w:pBdr>
               <w:spacing w:after="100" w:before="100" w:line="240"/>
-              <w:ind w:firstLine="0" w:left="100" w:right="100"/>
+              <w:ind w:left="100" w:right="100" w:firstLine="0" w:firstLineChars="0"/>
             </w:pPr>
             <w:r>
               <w:rPr>
@@ -10843,7 +10843,7 @@
                 <w:right w:val="none" w:sz="0" w:space="0" w:color="000000"/>
               </w:pBdr>
               <w:spacing w:after="100" w:before="100" w:line="240"/>
-              <w:ind w:firstLine="0" w:left="100" w:right="100"/>
+              <w:ind w:left="100" w:right="100" w:firstLine="0" w:firstLineChars="0"/>
             </w:pPr>
             <w:r>
               <w:rPr>
@@ -10887,7 +10887,7 @@
                 <w:right w:val="none" w:sz="0" w:space="0" w:color="000000"/>
               </w:pBdr>
               <w:spacing w:after="100" w:before="100" w:line="240"/>
-              <w:ind w:firstLine="0" w:left="100" w:right="100"/>
+              <w:ind w:left="100" w:right="100" w:firstLine="0" w:firstLineChars="0"/>
             </w:pPr>
             <w:r>
               <w:rPr>
@@ -10931,7 +10931,7 @@
                 <w:right w:val="none" w:sz="0" w:space="0" w:color="000000"/>
               </w:pBdr>
               <w:spacing w:after="100" w:before="100" w:line="240"/>
-              <w:ind w:firstLine="0" w:left="100" w:right="100"/>
+              <w:ind w:left="100" w:right="100" w:firstLine="0" w:firstLineChars="0"/>
             </w:pPr>
             <w:r>
               <w:rPr>
@@ -10975,7 +10975,7 @@
                 <w:right w:val="none" w:sz="0" w:space="0" w:color="000000"/>
               </w:pBdr>
               <w:spacing w:after="100" w:before="100" w:line="240"/>
-              <w:ind w:firstLine="0" w:left="100" w:right="100"/>
+              <w:ind w:left="100" w:right="100" w:firstLine="0" w:firstLineChars="0"/>
             </w:pPr>
             <w:r>
               <w:rPr>
@@ -11019,7 +11019,7 @@
                 <w:right w:val="none" w:sz="0" w:space="0" w:color="000000"/>
               </w:pBdr>
               <w:spacing w:after="100" w:before="100" w:line="240"/>
-              <w:ind w:firstLine="0" w:left="100" w:right="100"/>
+              <w:ind w:left="100" w:right="100" w:firstLine="0" w:firstLineChars="0"/>
             </w:pPr>
             <w:r>
               <w:rPr>
@@ -11063,7 +11063,7 @@
                 <w:right w:val="none" w:sz="0" w:space="0" w:color="000000"/>
               </w:pBdr>
               <w:spacing w:after="100" w:before="100" w:line="240"/>
-              <w:ind w:firstLine="0" w:left="100" w:right="100"/>
+              <w:ind w:left="100" w:right="100" w:firstLine="0" w:firstLineChars="0"/>
             </w:pPr>
             <w:r>
               <w:rPr>
@@ -11107,7 +11107,7 @@
                 <w:right w:val="none" w:sz="0" w:space="0" w:color="000000"/>
               </w:pBdr>
               <w:spacing w:after="100" w:before="100" w:line="240"/>
-              <w:ind w:firstLine="0" w:left="100" w:right="100"/>
+              <w:ind w:left="100" w:right="100" w:firstLine="0" w:firstLineChars="0"/>
             </w:pPr>
             <w:r>
               <w:rPr>
@@ -11151,7 +11151,7 @@
                 <w:right w:val="none" w:sz="0" w:space="0" w:color="000000"/>
               </w:pBdr>
               <w:spacing w:after="100" w:before="100" w:line="240"/>
-              <w:ind w:firstLine="0" w:left="100" w:right="100"/>
+              <w:ind w:left="100" w:right="100" w:firstLine="0" w:firstLineChars="0"/>
             </w:pPr>
             <w:r>
               <w:rPr>
@@ -11195,7 +11195,7 @@
                 <w:right w:val="none" w:sz="0" w:space="0" w:color="000000"/>
               </w:pBdr>
               <w:spacing w:after="100" w:before="100" w:line="240"/>
-              <w:ind w:firstLine="0" w:left="100" w:right="100"/>
+              <w:ind w:left="100" w:right="100" w:firstLine="0" w:firstLineChars="0"/>
             </w:pPr>
             <w:r>
               <w:rPr>
@@ -11239,7 +11239,7 @@
                 <w:right w:val="none" w:sz="0" w:space="0" w:color="000000"/>
               </w:pBdr>
               <w:spacing w:after="100" w:before="100" w:line="240"/>
-              <w:ind w:firstLine="0" w:left="100" w:right="100"/>
+              <w:ind w:left="100" w:right="100" w:firstLine="0" w:firstLineChars="0"/>
             </w:pPr>
             <w:r>
               <w:rPr>
@@ -11283,7 +11283,7 @@
                 <w:right w:val="none" w:sz="0" w:space="0" w:color="000000"/>
               </w:pBdr>
               <w:spacing w:after="100" w:before="100" w:line="240"/>
-              <w:ind w:firstLine="0" w:left="100" w:right="100"/>
+              <w:ind w:left="100" w:right="100" w:firstLine="0" w:firstLineChars="0"/>
             </w:pPr>
             <w:r>
               <w:rPr>
@@ -11333,7 +11333,7 @@
                 <w:right w:val="none" w:sz="0" w:space="0" w:color="000000"/>
               </w:pBdr>
               <w:spacing w:after="100" w:before="100" w:line="240"/>
-              <w:ind w:firstLine="0" w:left="100" w:right="100"/>
+              <w:ind w:left="100" w:right="100" w:firstLine="0" w:firstLineChars="0"/>
             </w:pPr>
             <w:r>
               <w:rPr>
@@ -11377,7 +11377,7 @@
                 <w:right w:val="none" w:sz="0" w:space="0" w:color="000000"/>
               </w:pBdr>
               <w:spacing w:after="100" w:before="100" w:line="240"/>
-              <w:ind w:firstLine="0" w:left="100" w:right="100"/>
+              <w:ind w:left="100" w:right="100" w:firstLine="0" w:firstLineChars="0"/>
             </w:pPr>
             <w:r>
               <w:rPr>
@@ -11421,7 +11421,7 @@
                 <w:right w:val="none" w:sz="0" w:space="0" w:color="000000"/>
               </w:pBdr>
               <w:spacing w:after="100" w:before="100" w:line="240"/>
-              <w:ind w:firstLine="0" w:left="100" w:right="100"/>
+              <w:ind w:left="100" w:right="100" w:firstLine="0" w:firstLineChars="0"/>
             </w:pPr>
             <w:r>
               <w:rPr>
@@ -11465,7 +11465,7 @@
                 <w:right w:val="none" w:sz="0" w:space="0" w:color="000000"/>
               </w:pBdr>
               <w:spacing w:after="100" w:before="100" w:line="240"/>
-              <w:ind w:firstLine="0" w:left="100" w:right="100"/>
+              <w:ind w:left="100" w:right="100" w:firstLine="0" w:firstLineChars="0"/>
             </w:pPr>
             <w:r>
               <w:rPr>
@@ -11509,7 +11509,7 @@
                 <w:right w:val="none" w:sz="0" w:space="0" w:color="000000"/>
               </w:pBdr>
               <w:spacing w:after="100" w:before="100" w:line="240"/>
-              <w:ind w:firstLine="0" w:left="100" w:right="100"/>
+              <w:ind w:left="100" w:right="100" w:firstLine="0" w:firstLineChars="0"/>
             </w:pPr>
             <w:r>
               <w:rPr>
@@ -11553,7 +11553,7 @@
                 <w:right w:val="none" w:sz="0" w:space="0" w:color="000000"/>
               </w:pBdr>
               <w:spacing w:after="100" w:before="100" w:line="240"/>
-              <w:ind w:firstLine="0" w:left="100" w:right="100"/>
+              <w:ind w:left="100" w:right="100" w:firstLine="0" w:firstLineChars="0"/>
             </w:pPr>
             <w:r>
               <w:rPr>
@@ -11597,7 +11597,7 @@
                 <w:right w:val="none" w:sz="0" w:space="0" w:color="000000"/>
               </w:pBdr>
               <w:spacing w:after="100" w:before="100" w:line="240"/>
-              <w:ind w:firstLine="0" w:left="100" w:right="100"/>
+              <w:ind w:left="100" w:right="100" w:firstLine="0" w:firstLineChars="0"/>
             </w:pPr>
             <w:r>
               <w:rPr>
@@ -11641,7 +11641,7 @@
                 <w:right w:val="none" w:sz="0" w:space="0" w:color="000000"/>
               </w:pBdr>
               <w:spacing w:after="100" w:before="100" w:line="240"/>
-              <w:ind w:firstLine="0" w:left="100" w:right="100"/>
+              <w:ind w:left="100" w:right="100" w:firstLine="0" w:firstLineChars="0"/>
             </w:pPr>
             <w:r>
               <w:rPr>
@@ -11685,7 +11685,7 @@
                 <w:right w:val="none" w:sz="0" w:space="0" w:color="000000"/>
               </w:pBdr>
               <w:spacing w:after="100" w:before="100" w:line="240"/>
-              <w:ind w:firstLine="0" w:left="100" w:right="100"/>
+              <w:ind w:left="100" w:right="100" w:firstLine="0" w:firstLineChars="0"/>
             </w:pPr>
             <w:r>
               <w:rPr>
@@ -11729,7 +11729,7 @@
                 <w:right w:val="none" w:sz="0" w:space="0" w:color="000000"/>
               </w:pBdr>
               <w:spacing w:after="100" w:before="100" w:line="240"/>
-              <w:ind w:firstLine="0" w:left="100" w:right="100"/>
+              <w:ind w:left="100" w:right="100" w:firstLine="0" w:firstLineChars="0"/>
             </w:pPr>
             <w:r>
               <w:rPr>
@@ -11773,7 +11773,7 @@
                 <w:right w:val="none" w:sz="0" w:space="0" w:color="000000"/>
               </w:pBdr>
               <w:spacing w:after="100" w:before="100" w:line="240"/>
-              <w:ind w:firstLine="0" w:left="100" w:right="100"/>
+              <w:ind w:left="100" w:right="100" w:firstLine="0" w:firstLineChars="0"/>
             </w:pPr>
             <w:r>
               <w:rPr>
@@ -11823,7 +11823,7 @@
                 <w:right w:val="none" w:sz="0" w:space="0" w:color="000000"/>
               </w:pBdr>
               <w:spacing w:after="100" w:before="100" w:line="240"/>
-              <w:ind w:firstLine="0" w:left="100" w:right="100"/>
+              <w:ind w:left="100" w:right="100" w:firstLine="0" w:firstLineChars="0"/>
             </w:pPr>
             <w:r>
               <w:rPr>
@@ -11867,7 +11867,7 @@
                 <w:right w:val="none" w:sz="0" w:space="0" w:color="000000"/>
               </w:pBdr>
               <w:spacing w:after="100" w:before="100" w:line="240"/>
-              <w:ind w:firstLine="0" w:left="100" w:right="100"/>
+              <w:ind w:left="100" w:right="100" w:firstLine="0" w:firstLineChars="0"/>
             </w:pPr>
             <w:r>
               <w:rPr>
@@ -11911,7 +11911,7 @@
                 <w:right w:val="none" w:sz="0" w:space="0" w:color="000000"/>
               </w:pBdr>
               <w:spacing w:after="100" w:before="100" w:line="240"/>
-              <w:ind w:firstLine="0" w:left="100" w:right="100"/>
+              <w:ind w:left="100" w:right="100" w:firstLine="0" w:firstLineChars="0"/>
             </w:pPr>
             <w:r>
               <w:rPr>
@@ -11955,7 +11955,7 @@
                 <w:right w:val="none" w:sz="0" w:space="0" w:color="000000"/>
               </w:pBdr>
               <w:spacing w:after="100" w:before="100" w:line="240"/>
-              <w:ind w:firstLine="0" w:left="100" w:right="100"/>
+              <w:ind w:left="100" w:right="100" w:firstLine="0" w:firstLineChars="0"/>
             </w:pPr>
             <w:r>
               <w:rPr>
@@ -11999,7 +11999,7 @@
                 <w:right w:val="none" w:sz="0" w:space="0" w:color="000000"/>
               </w:pBdr>
               <w:spacing w:after="100" w:before="100" w:line="240"/>
-              <w:ind w:firstLine="0" w:left="100" w:right="100"/>
+              <w:ind w:left="100" w:right="100" w:firstLine="0" w:firstLineChars="0"/>
             </w:pPr>
             <w:r>
               <w:rPr>
@@ -12043,7 +12043,7 @@
                 <w:right w:val="none" w:sz="0" w:space="0" w:color="000000"/>
               </w:pBdr>
               <w:spacing w:after="100" w:before="100" w:line="240"/>
-              <w:ind w:firstLine="0" w:left="100" w:right="100"/>
+              <w:ind w:left="100" w:right="100" w:firstLine="0" w:firstLineChars="0"/>
             </w:pPr>
             <w:r>
               <w:rPr>
@@ -12087,7 +12087,7 @@
                 <w:right w:val="none" w:sz="0" w:space="0" w:color="000000"/>
               </w:pBdr>
               <w:spacing w:after="100" w:before="100" w:line="240"/>
-              <w:ind w:firstLine="0" w:left="100" w:right="100"/>
+              <w:ind w:left="100" w:right="100" w:firstLine="0" w:firstLineChars="0"/>
             </w:pPr>
             <w:r>
               <w:rPr>
@@ -12131,7 +12131,7 @@
                 <w:right w:val="none" w:sz="0" w:space="0" w:color="000000"/>
               </w:pBdr>
               <w:spacing w:after="100" w:before="100" w:line="240"/>
-              <w:ind w:firstLine="0" w:left="100" w:right="100"/>
+              <w:ind w:left="100" w:right="100" w:firstLine="0" w:firstLineChars="0"/>
             </w:pPr>
             <w:r>
               <w:rPr>
@@ -12175,7 +12175,7 @@
                 <w:right w:val="none" w:sz="0" w:space="0" w:color="000000"/>
               </w:pBdr>
               <w:spacing w:after="100" w:before="100" w:line="240"/>
-              <w:ind w:firstLine="0" w:left="100" w:right="100"/>
+              <w:ind w:left="100" w:right="100" w:firstLine="0" w:firstLineChars="0"/>
             </w:pPr>
             <w:r>
               <w:rPr>
@@ -12219,7 +12219,7 @@
                 <w:right w:val="none" w:sz="0" w:space="0" w:color="000000"/>
               </w:pBdr>
               <w:spacing w:after="100" w:before="100" w:line="240"/>
-              <w:ind w:firstLine="0" w:left="100" w:right="100"/>
+              <w:ind w:left="100" w:right="100" w:firstLine="0" w:firstLineChars="0"/>
             </w:pPr>
             <w:r>
               <w:rPr>
@@ -12263,7 +12263,7 @@
                 <w:right w:val="none" w:sz="0" w:space="0" w:color="000000"/>
               </w:pBdr>
               <w:spacing w:after="100" w:before="100" w:line="240"/>
-              <w:ind w:firstLine="0" w:left="100" w:right="100"/>
+              <w:ind w:left="100" w:right="100" w:firstLine="0" w:firstLineChars="0"/>
             </w:pPr>
             <w:r>
               <w:rPr>
@@ -12313,7 +12313,7 @@
                 <w:right w:val="none" w:sz="0" w:space="0" w:color="000000"/>
               </w:pBdr>
               <w:spacing w:after="100" w:before="100" w:line="240"/>
-              <w:ind w:firstLine="0" w:left="100" w:right="100"/>
+              <w:ind w:left="100" w:right="100" w:firstLine="0" w:firstLineChars="0"/>
             </w:pPr>
             <w:r>
               <w:rPr>
@@ -12357,7 +12357,7 @@
                 <w:right w:val="none" w:sz="0" w:space="0" w:color="000000"/>
               </w:pBdr>
               <w:spacing w:after="100" w:before="100" w:line="240"/>
-              <w:ind w:firstLine="0" w:left="100" w:right="100"/>
+              <w:ind w:left="100" w:right="100" w:firstLine="0" w:firstLineChars="0"/>
             </w:pPr>
             <w:r>
               <w:rPr>
@@ -12401,7 +12401,7 @@
                 <w:right w:val="none" w:sz="0" w:space="0" w:color="000000"/>
               </w:pBdr>
               <w:spacing w:after="100" w:before="100" w:line="240"/>
-              <w:ind w:firstLine="0" w:left="100" w:right="100"/>
+              <w:ind w:left="100" w:right="100" w:firstLine="0" w:firstLineChars="0"/>
             </w:pPr>
             <w:r>
               <w:rPr>
@@ -12445,7 +12445,7 @@
                 <w:right w:val="none" w:sz="0" w:space="0" w:color="000000"/>
               </w:pBdr>
               <w:spacing w:after="100" w:before="100" w:line="240"/>
-              <w:ind w:firstLine="0" w:left="100" w:right="100"/>
+              <w:ind w:left="100" w:right="100" w:firstLine="0" w:firstLineChars="0"/>
             </w:pPr>
             <w:r>
               <w:rPr>
@@ -12489,7 +12489,7 @@
                 <w:right w:val="none" w:sz="0" w:space="0" w:color="000000"/>
               </w:pBdr>
               <w:spacing w:after="100" w:before="100" w:line="240"/>
-              <w:ind w:firstLine="0" w:left="100" w:right="100"/>
+              <w:ind w:left="100" w:right="100" w:firstLine="0" w:firstLineChars="0"/>
             </w:pPr>
             <w:r>
               <w:rPr>
@@ -12533,7 +12533,7 @@
                 <w:right w:val="none" w:sz="0" w:space="0" w:color="000000"/>
               </w:pBdr>
               <w:spacing w:after="100" w:before="100" w:line="240"/>
-              <w:ind w:firstLine="0" w:left="100" w:right="100"/>
+              <w:ind w:left="100" w:right="100" w:firstLine="0" w:firstLineChars="0"/>
             </w:pPr>
             <w:r>
               <w:rPr>
@@ -12577,7 +12577,7 @@
                 <w:right w:val="none" w:sz="0" w:space="0" w:color="000000"/>
               </w:pBdr>
               <w:spacing w:after="100" w:before="100" w:line="240"/>
-              <w:ind w:firstLine="0" w:left="100" w:right="100"/>
+              <w:ind w:left="100" w:right="100" w:firstLine="0" w:firstLineChars="0"/>
             </w:pPr>
             <w:r>
               <w:rPr>
@@ -12621,7 +12621,7 @@
                 <w:right w:val="none" w:sz="0" w:space="0" w:color="000000"/>
               </w:pBdr>
               <w:spacing w:after="100" w:before="100" w:line="240"/>
-              <w:ind w:firstLine="0" w:left="100" w:right="100"/>
+              <w:ind w:left="100" w:right="100" w:firstLine="0" w:firstLineChars="0"/>
             </w:pPr>
             <w:r>
               <w:rPr>
@@ -12665,7 +12665,7 @@
                 <w:right w:val="none" w:sz="0" w:space="0" w:color="000000"/>
               </w:pBdr>
               <w:spacing w:after="100" w:before="100" w:line="240"/>
-              <w:ind w:firstLine="0" w:left="100" w:right="100"/>
+              <w:ind w:left="100" w:right="100" w:firstLine="0" w:firstLineChars="0"/>
             </w:pPr>
             <w:r>
               <w:rPr>
@@ -12709,7 +12709,7 @@
                 <w:right w:val="none" w:sz="0" w:space="0" w:color="000000"/>
               </w:pBdr>
               <w:spacing w:after="100" w:before="100" w:line="240"/>
-              <w:ind w:firstLine="0" w:left="100" w:right="100"/>
+              <w:ind w:left="100" w:right="100" w:firstLine="0" w:firstLineChars="0"/>
             </w:pPr>
             <w:r>
               <w:rPr>
@@ -12753,7 +12753,7 @@
                 <w:right w:val="none" w:sz="0" w:space="0" w:color="000000"/>
               </w:pBdr>
               <w:spacing w:after="100" w:before="100" w:line="240"/>
-              <w:ind w:firstLine="0" w:left="100" w:right="100"/>
+              <w:ind w:left="100" w:right="100" w:firstLine="0" w:firstLineChars="0"/>
             </w:pPr>
             <w:r>
               <w:rPr>
@@ -12803,7 +12803,7 @@
                 <w:right w:val="none" w:sz="0" w:space="0" w:color="000000"/>
               </w:pBdr>
               <w:spacing w:after="100" w:before="100" w:line="240"/>
-              <w:ind w:firstLine="0" w:left="100" w:right="100"/>
+              <w:ind w:left="100" w:right="100" w:firstLine="0" w:firstLineChars="0"/>
             </w:pPr>
             <w:r>
               <w:rPr>
@@ -12847,7 +12847,7 @@
                 <w:right w:val="none" w:sz="0" w:space="0" w:color="000000"/>
               </w:pBdr>
               <w:spacing w:after="100" w:before="100" w:line="240"/>
-              <w:ind w:firstLine="0" w:left="100" w:right="100"/>
+              <w:ind w:left="100" w:right="100" w:firstLine="0" w:firstLineChars="0"/>
             </w:pPr>
             <w:r>
               <w:rPr>
@@ -12891,7 +12891,7 @@
                 <w:right w:val="none" w:sz="0" w:space="0" w:color="000000"/>
               </w:pBdr>
               <w:spacing w:after="100" w:before="100" w:line="240"/>
-              <w:ind w:firstLine="0" w:left="100" w:right="100"/>
+              <w:ind w:left="100" w:right="100" w:firstLine="0" w:firstLineChars="0"/>
             </w:pPr>
             <w:r>
               <w:rPr>
@@ -12935,7 +12935,7 @@
                 <w:right w:val="none" w:sz="0" w:space="0" w:color="000000"/>
               </w:pBdr>
               <w:spacing w:after="100" w:before="100" w:line="240"/>
-              <w:ind w:firstLine="0" w:left="100" w:right="100"/>
+              <w:ind w:left="100" w:right="100" w:firstLine="0" w:firstLineChars="0"/>
             </w:pPr>
             <w:r>
               <w:rPr>
@@ -12979,7 +12979,7 @@
                 <w:right w:val="none" w:sz="0" w:space="0" w:color="000000"/>
               </w:pBdr>
               <w:spacing w:after="100" w:before="100" w:line="240"/>
-              <w:ind w:firstLine="0" w:left="100" w:right="100"/>
+              <w:ind w:left="100" w:right="100" w:firstLine="0" w:firstLineChars="0"/>
             </w:pPr>
             <w:r>
               <w:rPr>
@@ -13023,7 +13023,7 @@
                 <w:right w:val="none" w:sz="0" w:space="0" w:color="000000"/>
               </w:pBdr>
               <w:spacing w:after="100" w:before="100" w:line="240"/>
-              <w:ind w:firstLine="0" w:left="100" w:right="100"/>
+              <w:ind w:left="100" w:right="100" w:firstLine="0" w:firstLineChars="0"/>
             </w:pPr>
             <w:r>
               <w:rPr>
@@ -13067,7 +13067,7 @@
                 <w:right w:val="none" w:sz="0" w:space="0" w:color="000000"/>
               </w:pBdr>
               <w:spacing w:after="100" w:before="100" w:line="240"/>
-              <w:ind w:firstLine="0" w:left="100" w:right="100"/>
+              <w:ind w:left="100" w:right="100" w:firstLine="0" w:firstLineChars="0"/>
             </w:pPr>
             <w:r>
               <w:rPr>
@@ -13111,7 +13111,7 @@
                 <w:right w:val="none" w:sz="0" w:space="0" w:color="000000"/>
               </w:pBdr>
               <w:spacing w:after="100" w:before="100" w:line="240"/>
-              <w:ind w:firstLine="0" w:left="100" w:right="100"/>
+              <w:ind w:left="100" w:right="100" w:firstLine="0" w:firstLineChars="0"/>
             </w:pPr>
             <w:r>
               <w:rPr>
@@ -13155,7 +13155,7 @@
                 <w:right w:val="none" w:sz="0" w:space="0" w:color="000000"/>
               </w:pBdr>
               <w:spacing w:after="100" w:before="100" w:line="240"/>
-              <w:ind w:firstLine="0" w:left="100" w:right="100"/>
+              <w:ind w:left="100" w:right="100" w:firstLine="0" w:firstLineChars="0"/>
             </w:pPr>
             <w:r>
               <w:rPr>
@@ -13199,7 +13199,7 @@
                 <w:right w:val="none" w:sz="0" w:space="0" w:color="000000"/>
               </w:pBdr>
               <w:spacing w:after="100" w:before="100" w:line="240"/>
-              <w:ind w:firstLine="0" w:left="100" w:right="100"/>
+              <w:ind w:left="100" w:right="100" w:firstLine="0" w:firstLineChars="0"/>
             </w:pPr>
             <w:r>
               <w:rPr>
@@ -13243,7 +13243,7 @@
                 <w:right w:val="none" w:sz="0" w:space="0" w:color="000000"/>
               </w:pBdr>
               <w:spacing w:after="100" w:before="100" w:line="240"/>
-              <w:ind w:firstLine="0" w:left="100" w:right="100"/>
+              <w:ind w:left="100" w:right="100" w:firstLine="0" w:firstLineChars="0"/>
             </w:pPr>
             <w:r>
               <w:rPr>
@@ -13293,7 +13293,7 @@
                 <w:right w:val="none" w:sz="0" w:space="0" w:color="000000"/>
               </w:pBdr>
               <w:spacing w:after="100" w:before="100" w:line="240"/>
-              <w:ind w:firstLine="0" w:left="100" w:right="100"/>
+              <w:ind w:left="100" w:right="100" w:firstLine="0" w:firstLineChars="0"/>
             </w:pPr>
             <w:r>
               <w:rPr>
@@ -13337,7 +13337,7 @@
                 <w:right w:val="none" w:sz="0" w:space="0" w:color="000000"/>
               </w:pBdr>
               <w:spacing w:after="100" w:before="100" w:line="240"/>
-              <w:ind w:firstLine="0" w:left="100" w:right="100"/>
+              <w:ind w:left="100" w:right="100" w:firstLine="0" w:firstLineChars="0"/>
             </w:pPr>
             <w:r>
               <w:rPr>
@@ -13381,7 +13381,7 @@
                 <w:right w:val="none" w:sz="0" w:space="0" w:color="000000"/>
               </w:pBdr>
               <w:spacing w:after="100" w:before="100" w:line="240"/>
-              <w:ind w:firstLine="0" w:left="100" w:right="100"/>
+              <w:ind w:left="100" w:right="100" w:firstLine="0" w:firstLineChars="0"/>
             </w:pPr>
             <w:r>
               <w:rPr>
@@ -13425,7 +13425,7 @@
                 <w:right w:val="none" w:sz="0" w:space="0" w:color="000000"/>
               </w:pBdr>
               <w:spacing w:after="100" w:before="100" w:line="240"/>
-              <w:ind w:firstLine="0" w:left="100" w:right="100"/>
+              <w:ind w:left="100" w:right="100" w:firstLine="0" w:firstLineChars="0"/>
             </w:pPr>
             <w:r>
               <w:rPr>
@@ -13469,7 +13469,7 @@
                 <w:right w:val="none" w:sz="0" w:space="0" w:color="000000"/>
               </w:pBdr>
               <w:spacing w:after="100" w:before="100" w:line="240"/>
-              <w:ind w:firstLine="0" w:left="100" w:right="100"/>
+              <w:ind w:left="100" w:right="100" w:firstLine="0" w:firstLineChars="0"/>
             </w:pPr>
             <w:r>
               <w:rPr>
@@ -13513,7 +13513,7 @@
                 <w:right w:val="none" w:sz="0" w:space="0" w:color="000000"/>
               </w:pBdr>
               <w:spacing w:after="100" w:before="100" w:line="240"/>
-              <w:ind w:firstLine="0" w:left="100" w:right="100"/>
+              <w:ind w:left="100" w:right="100" w:firstLine="0" w:firstLineChars="0"/>
             </w:pPr>
             <w:r>
               <w:rPr>
@@ -13557,7 +13557,7 @@
                 <w:right w:val="none" w:sz="0" w:space="0" w:color="000000"/>
               </w:pBdr>
               <w:spacing w:after="100" w:before="100" w:line="240"/>
-              <w:ind w:firstLine="0" w:left="100" w:right="100"/>
+              <w:ind w:left="100" w:right="100" w:firstLine="0" w:firstLineChars="0"/>
             </w:pPr>
             <w:r>
               <w:rPr>
@@ -13601,7 +13601,7 @@
                 <w:right w:val="none" w:sz="0" w:space="0" w:color="000000"/>
               </w:pBdr>
               <w:spacing w:after="100" w:before="100" w:line="240"/>
-              <w:ind w:firstLine="0" w:left="100" w:right="100"/>
+              <w:ind w:left="100" w:right="100" w:firstLine="0" w:firstLineChars="0"/>
             </w:pPr>
             <w:r>
               <w:rPr>
@@ -13645,7 +13645,7 @@
                 <w:right w:val="none" w:sz="0" w:space="0" w:color="000000"/>
               </w:pBdr>
               <w:spacing w:after="100" w:before="100" w:line="240"/>
-              <w:ind w:firstLine="0" w:left="100" w:right="100"/>
+              <w:ind w:left="100" w:right="100" w:firstLine="0" w:firstLineChars="0"/>
             </w:pPr>
             <w:r>
               <w:rPr>
@@ -13689,7 +13689,7 @@
                 <w:right w:val="none" w:sz="0" w:space="0" w:color="000000"/>
               </w:pBdr>
               <w:spacing w:after="100" w:before="100" w:line="240"/>
-              <w:ind w:firstLine="0" w:left="100" w:right="100"/>
+              <w:ind w:left="100" w:right="100" w:firstLine="0" w:firstLineChars="0"/>
             </w:pPr>
             <w:r>
               <w:rPr>
@@ -13733,7 +13733,7 @@
                 <w:right w:val="none" w:sz="0" w:space="0" w:color="000000"/>
               </w:pBdr>
               <w:spacing w:after="100" w:before="100" w:line="240"/>
-              <w:ind w:firstLine="0" w:left="100" w:right="100"/>
+              <w:ind w:left="100" w:right="100" w:firstLine="0" w:firstLineChars="0"/>
             </w:pPr>
             <w:r>
               <w:rPr>
@@ -13783,7 +13783,7 @@
                 <w:right w:val="none" w:sz="0" w:space="0" w:color="000000"/>
               </w:pBdr>
               <w:spacing w:after="100" w:before="100" w:line="240"/>
-              <w:ind w:firstLine="0" w:left="100" w:right="100"/>
+              <w:ind w:left="100" w:right="100" w:firstLine="0" w:firstLineChars="0"/>
             </w:pPr>
             <w:r>
               <w:rPr>
@@ -13827,7 +13827,7 @@
                 <w:right w:val="none" w:sz="0" w:space="0" w:color="000000"/>
               </w:pBdr>
               <w:spacing w:after="100" w:before="100" w:line="240"/>
-              <w:ind w:firstLine="0" w:left="100" w:right="100"/>
+              <w:ind w:left="100" w:right="100" w:firstLine="0" w:firstLineChars="0"/>
             </w:pPr>
             <w:r>
               <w:rPr>
@@ -13871,7 +13871,7 @@
                 <w:right w:val="none" w:sz="0" w:space="0" w:color="000000"/>
               </w:pBdr>
               <w:spacing w:after="100" w:before="100" w:line="240"/>
-              <w:ind w:firstLine="0" w:left="100" w:right="100"/>
+              <w:ind w:left="100" w:right="100" w:firstLine="0" w:firstLineChars="0"/>
             </w:pPr>
             <w:r>
               <w:rPr>
@@ -13915,7 +13915,7 @@
                 <w:right w:val="none" w:sz="0" w:space="0" w:color="000000"/>
               </w:pBdr>
               <w:spacing w:after="100" w:before="100" w:line="240"/>
-              <w:ind w:firstLine="0" w:left="100" w:right="100"/>
+              <w:ind w:left="100" w:right="100" w:firstLine="0" w:firstLineChars="0"/>
             </w:pPr>
             <w:r>
               <w:rPr>
@@ -13959,7 +13959,7 @@
                 <w:right w:val="none" w:sz="0" w:space="0" w:color="000000"/>
               </w:pBdr>
               <w:spacing w:after="100" w:before="100" w:line="240"/>
-              <w:ind w:firstLine="0" w:left="100" w:right="100"/>
+              <w:ind w:left="100" w:right="100" w:firstLine="0" w:firstLineChars="0"/>
             </w:pPr>
             <w:r>
               <w:rPr>
@@ -14003,7 +14003,7 @@
                 <w:right w:val="none" w:sz="0" w:space="0" w:color="000000"/>
               </w:pBdr>
               <w:spacing w:after="100" w:before="100" w:line="240"/>
-              <w:ind w:firstLine="0" w:left="100" w:right="100"/>
+              <w:ind w:left="100" w:right="100" w:firstLine="0" w:firstLineChars="0"/>
             </w:pPr>
             <w:r>
               <w:rPr>
@@ -14047,7 +14047,7 @@
                 <w:right w:val="none" w:sz="0" w:space="0" w:color="000000"/>
               </w:pBdr>
               <w:spacing w:after="100" w:before="100" w:line="240"/>
-              <w:ind w:firstLine="0" w:left="100" w:right="100"/>
+              <w:ind w:left="100" w:right="100" w:firstLine="0" w:firstLineChars="0"/>
             </w:pPr>
             <w:r>
               <w:rPr>
@@ -14091,7 +14091,7 @@
                 <w:right w:val="none" w:sz="0" w:space="0" w:color="000000"/>
               </w:pBdr>
               <w:spacing w:after="100" w:before="100" w:line="240"/>
-              <w:ind w:firstLine="0" w:left="100" w:right="100"/>
+              <w:ind w:left="100" w:right="100" w:firstLine="0" w:firstLineChars="0"/>
             </w:pPr>
             <w:r>
               <w:rPr>
@@ -14135,7 +14135,7 @@
                 <w:right w:val="none" w:sz="0" w:space="0" w:color="000000"/>
               </w:pBdr>
               <w:spacing w:after="100" w:before="100" w:line="240"/>
-              <w:ind w:firstLine="0" w:left="100" w:right="100"/>
+              <w:ind w:left="100" w:right="100" w:firstLine="0" w:firstLineChars="0"/>
             </w:pPr>
             <w:r>
               <w:rPr>
@@ -14179,7 +14179,7 @@
                 <w:right w:val="none" w:sz="0" w:space="0" w:color="000000"/>
               </w:pBdr>
               <w:spacing w:after="100" w:before="100" w:line="240"/>
-              <w:ind w:firstLine="0" w:left="100" w:right="100"/>
+              <w:ind w:left="100" w:right="100" w:firstLine="0" w:firstLineChars="0"/>
             </w:pPr>
             <w:r>
               <w:rPr>
@@ -14223,7 +14223,7 @@
                 <w:right w:val="none" w:sz="0" w:space="0" w:color="000000"/>
               </w:pBdr>
               <w:spacing w:after="100" w:before="100" w:line="240"/>
-              <w:ind w:firstLine="0" w:left="100" w:right="100"/>
+              <w:ind w:left="100" w:right="100" w:firstLine="0" w:firstLineChars="0"/>
             </w:pPr>
             <w:r>
               <w:rPr>
@@ -14273,7 +14273,7 @@
                 <w:right w:val="none" w:sz="0" w:space="0" w:color="000000"/>
               </w:pBdr>
               <w:spacing w:after="100" w:before="100" w:line="240"/>
-              <w:ind w:firstLine="0" w:left="100" w:right="100"/>
+              <w:ind w:left="100" w:right="100" w:firstLine="0" w:firstLineChars="0"/>
             </w:pPr>
             <w:r>
               <w:rPr>
@@ -14317,7 +14317,7 @@
                 <w:right w:val="none" w:sz="0" w:space="0" w:color="000000"/>
               </w:pBdr>
               <w:spacing w:after="100" w:before="100" w:line="240"/>
-              <w:ind w:firstLine="0" w:left="100" w:right="100"/>
+              <w:ind w:left="100" w:right="100" w:firstLine="0" w:firstLineChars="0"/>
             </w:pPr>
             <w:r>
               <w:rPr>
@@ -14361,7 +14361,7 @@
                 <w:right w:val="none" w:sz="0" w:space="0" w:color="000000"/>
               </w:pBdr>
               <w:spacing w:after="100" w:before="100" w:line="240"/>
-              <w:ind w:firstLine="0" w:left="100" w:right="100"/>
+              <w:ind w:left="100" w:right="100" w:firstLine="0" w:firstLineChars="0"/>
             </w:pPr>
             <w:r>
               <w:rPr>
@@ -14405,7 +14405,7 @@
                 <w:right w:val="none" w:sz="0" w:space="0" w:color="000000"/>
               </w:pBdr>
               <w:spacing w:after="100" w:before="100" w:line="240"/>
-              <w:ind w:firstLine="0" w:left="100" w:right="100"/>
+              <w:ind w:left="100" w:right="100" w:firstLine="0" w:firstLineChars="0"/>
             </w:pPr>
             <w:r>
               <w:rPr>
@@ -14449,7 +14449,7 @@
                 <w:right w:val="none" w:sz="0" w:space="0" w:color="000000"/>
               </w:pBdr>
               <w:spacing w:after="100" w:before="100" w:line="240"/>
-              <w:ind w:firstLine="0" w:left="100" w:right="100"/>
+              <w:ind w:left="100" w:right="100" w:firstLine="0" w:firstLineChars="0"/>
             </w:pPr>
             <w:r>
               <w:rPr>
@@ -14493,7 +14493,7 @@
                 <w:right w:val="none" w:sz="0" w:space="0" w:color="000000"/>
               </w:pBdr>
               <w:spacing w:after="100" w:before="100" w:line="240"/>
-              <w:ind w:firstLine="0" w:left="100" w:right="100"/>
+              <w:ind w:left="100" w:right="100" w:firstLine="0" w:firstLineChars="0"/>
             </w:pPr>
             <w:r>
               <w:rPr>
@@ -14537,7 +14537,7 @@
                 <w:right w:val="none" w:sz="0" w:space="0" w:color="000000"/>
               </w:pBdr>
               <w:spacing w:after="100" w:before="100" w:line="240"/>
-              <w:ind w:firstLine="0" w:left="100" w:right="100"/>
+              <w:ind w:left="100" w:right="100" w:firstLine="0" w:firstLineChars="0"/>
             </w:pPr>
             <w:r>
               <w:rPr>
@@ -14581,7 +14581,7 @@
                 <w:right w:val="none" w:sz="0" w:space="0" w:color="000000"/>
               </w:pBdr>
               <w:spacing w:after="100" w:before="100" w:line="240"/>
-              <w:ind w:firstLine="0" w:left="100" w:right="100"/>
+              <w:ind w:left="100" w:right="100" w:firstLine="0" w:firstLineChars="0"/>
             </w:pPr>
             <w:r>
               <w:rPr>
@@ -14625,7 +14625,7 @@
                 <w:right w:val="none" w:sz="0" w:space="0" w:color="000000"/>
               </w:pBdr>
               <w:spacing w:after="100" w:before="100" w:line="240"/>
-              <w:ind w:firstLine="0" w:left="100" w:right="100"/>
+              <w:ind w:left="100" w:right="100" w:firstLine="0" w:firstLineChars="0"/>
             </w:pPr>
             <w:r>
               <w:rPr>
@@ -14669,7 +14669,7 @@
                 <w:right w:val="none" w:sz="0" w:space="0" w:color="000000"/>
               </w:pBdr>
               <w:spacing w:after="100" w:before="100" w:line="240"/>
-              <w:ind w:firstLine="0" w:left="100" w:right="100"/>
+              <w:ind w:left="100" w:right="100" w:firstLine="0" w:firstLineChars="0"/>
             </w:pPr>
             <w:r>
               <w:rPr>
@@ -14713,7 +14713,7 @@
                 <w:right w:val="none" w:sz="0" w:space="0" w:color="000000"/>
               </w:pBdr>
               <w:spacing w:after="100" w:before="100" w:line="240"/>
-              <w:ind w:firstLine="0" w:left="100" w:right="100"/>
+              <w:ind w:left="100" w:right="100" w:firstLine="0" w:firstLineChars="0"/>
             </w:pPr>
             <w:r>
               <w:rPr>
@@ -14763,7 +14763,7 @@
                 <w:right w:val="none" w:sz="0" w:space="0" w:color="000000"/>
               </w:pBdr>
               <w:spacing w:after="100" w:before="100" w:line="240"/>
-              <w:ind w:firstLine="0" w:left="100" w:right="100"/>
+              <w:ind w:left="100" w:right="100" w:firstLine="0" w:firstLineChars="0"/>
             </w:pPr>
             <w:r>
               <w:rPr>
@@ -14807,7 +14807,7 @@
                 <w:right w:val="none" w:sz="0" w:space="0" w:color="000000"/>
               </w:pBdr>
               <w:spacing w:after="100" w:before="100" w:line="240"/>
-              <w:ind w:firstLine="0" w:left="100" w:right="100"/>
+              <w:ind w:left="100" w:right="100" w:firstLine="0" w:firstLineChars="0"/>
             </w:pPr>
             <w:r>
               <w:rPr>
@@ -14851,7 +14851,7 @@
                 <w:right w:val="none" w:sz="0" w:space="0" w:color="000000"/>
               </w:pBdr>
               <w:spacing w:after="100" w:before="100" w:line="240"/>
-              <w:ind w:firstLine="0" w:left="100" w:right="100"/>
+              <w:ind w:left="100" w:right="100" w:firstLine="0" w:firstLineChars="0"/>
             </w:pPr>
             <w:r>
               <w:rPr>
@@ -14895,7 +14895,7 @@
                 <w:right w:val="none" w:sz="0" w:space="0" w:color="000000"/>
               </w:pBdr>
               <w:spacing w:after="100" w:before="100" w:line="240"/>
-              <w:ind w:firstLine="0" w:left="100" w:right="100"/>
+              <w:ind w:left="100" w:right="100" w:firstLine="0" w:firstLineChars="0"/>
             </w:pPr>
             <w:r>
               <w:rPr>
@@ -14939,7 +14939,7 @@
                 <w:right w:val="none" w:sz="0" w:space="0" w:color="000000"/>
               </w:pBdr>
               <w:spacing w:after="100" w:before="100" w:line="240"/>
-              <w:ind w:firstLine="0" w:left="100" w:right="100"/>
+              <w:ind w:left="100" w:right="100" w:firstLine="0" w:firstLineChars="0"/>
             </w:pPr>
             <w:r>
               <w:rPr>
@@ -14983,7 +14983,7 @@
                 <w:right w:val="none" w:sz="0" w:space="0" w:color="000000"/>
               </w:pBdr>
               <w:spacing w:after="100" w:before="100" w:line="240"/>
-              <w:ind w:firstLine="0" w:left="100" w:right="100"/>
+              <w:ind w:left="100" w:right="100" w:firstLine="0" w:firstLineChars="0"/>
             </w:pPr>
             <w:r>
               <w:rPr>
@@ -15027,7 +15027,7 @@
                 <w:right w:val="none" w:sz="0" w:space="0" w:color="000000"/>
               </w:pBdr>
               <w:spacing w:after="100" w:before="100" w:line="240"/>
-              <w:ind w:firstLine="0" w:left="100" w:right="100"/>
+              <w:ind w:left="100" w:right="100" w:firstLine="0" w:firstLineChars="0"/>
             </w:pPr>
             <w:r>
               <w:rPr>
@@ -15071,7 +15071,7 @@
                 <w:right w:val="none" w:sz="0" w:space="0" w:color="000000"/>
               </w:pBdr>
               <w:spacing w:after="100" w:before="100" w:line="240"/>
-              <w:ind w:firstLine="0" w:left="100" w:right="100"/>
+              <w:ind w:left="100" w:right="100" w:firstLine="0" w:firstLineChars="0"/>
             </w:pPr>
             <w:r>
               <w:rPr>
@@ -15115,7 +15115,7 @@
                 <w:right w:val="none" w:sz="0" w:space="0" w:color="000000"/>
               </w:pBdr>
               <w:spacing w:after="100" w:before="100" w:line="240"/>
-              <w:ind w:firstLine="0" w:left="100" w:right="100"/>
+              <w:ind w:left="100" w:right="100" w:firstLine="0" w:firstLineChars="0"/>
             </w:pPr>
             <w:r>
               <w:rPr>
@@ -15159,7 +15159,7 @@
                 <w:right w:val="none" w:sz="0" w:space="0" w:color="000000"/>
               </w:pBdr>
               <w:spacing w:after="100" w:before="100" w:line="240"/>
-              <w:ind w:firstLine="0" w:left="100" w:right="100"/>
+              <w:ind w:left="100" w:right="100" w:firstLine="0" w:firstLineChars="0"/>
             </w:pPr>
             <w:r>
               <w:rPr>
@@ -15203,7 +15203,7 @@
                 <w:right w:val="none" w:sz="0" w:space="0" w:color="000000"/>
               </w:pBdr>
               <w:spacing w:after="100" w:before="100" w:line="240"/>
-              <w:ind w:firstLine="0" w:left="100" w:right="100"/>
+              <w:ind w:left="100" w:right="100" w:firstLine="0" w:firstLineChars="0"/>
             </w:pPr>
             <w:r>
               <w:rPr>
@@ -15253,7 +15253,7 @@
                 <w:right w:val="none" w:sz="0" w:space="0" w:color="000000"/>
               </w:pBdr>
               <w:spacing w:after="100" w:before="100" w:line="240"/>
-              <w:ind w:firstLine="0" w:left="100" w:right="100"/>
+              <w:ind w:left="100" w:right="100" w:firstLine="0" w:firstLineChars="0"/>
             </w:pPr>
             <w:r>
               <w:rPr>
@@ -15297,7 +15297,7 @@
                 <w:right w:val="none" w:sz="0" w:space="0" w:color="000000"/>
               </w:pBdr>
               <w:spacing w:after="100" w:before="100" w:line="240"/>
-              <w:ind w:firstLine="0" w:left="100" w:right="100"/>
+              <w:ind w:left="100" w:right="100" w:firstLine="0" w:firstLineChars="0"/>
             </w:pPr>
             <w:r>
               <w:rPr>
@@ -15341,7 +15341,7 @@
                 <w:right w:val="none" w:sz="0" w:space="0" w:color="000000"/>
               </w:pBdr>
               <w:spacing w:after="100" w:before="100" w:line="240"/>
-              <w:ind w:firstLine="0" w:left="100" w:right="100"/>
+              <w:ind w:left="100" w:right="100" w:firstLine="0" w:firstLineChars="0"/>
             </w:pPr>
             <w:r>
               <w:rPr>
@@ -15385,7 +15385,7 @@
                 <w:right w:val="none" w:sz="0" w:space="0" w:color="000000"/>
               </w:pBdr>
               <w:spacing w:after="100" w:before="100" w:line="240"/>
-              <w:ind w:firstLine="0" w:left="100" w:right="100"/>
+              <w:ind w:left="100" w:right="100" w:firstLine="0" w:firstLineChars="0"/>
             </w:pPr>
             <w:r>
               <w:rPr>
@@ -15429,7 +15429,7 @@
                 <w:right w:val="none" w:sz="0" w:space="0" w:color="000000"/>
               </w:pBdr>
               <w:spacing w:after="100" w:before="100" w:line="240"/>
-              <w:ind w:firstLine="0" w:left="100" w:right="100"/>
+              <w:ind w:left="100" w:right="100" w:firstLine="0" w:firstLineChars="0"/>
             </w:pPr>
             <w:r>
               <w:rPr>
@@ -15473,7 +15473,7 @@
                 <w:right w:val="none" w:sz="0" w:space="0" w:color="000000"/>
               </w:pBdr>
               <w:spacing w:after="100" w:before="100" w:line="240"/>
-              <w:ind w:firstLine="0" w:left="100" w:right="100"/>
+              <w:ind w:left="100" w:right="100" w:firstLine="0" w:firstLineChars="0"/>
             </w:pPr>
             <w:r>
               <w:rPr>
@@ -15517,7 +15517,7 @@
                 <w:right w:val="none" w:sz="0" w:space="0" w:color="000000"/>
               </w:pBdr>
               <w:spacing w:after="100" w:before="100" w:line="240"/>
-              <w:ind w:firstLine="0" w:left="100" w:right="100"/>
+              <w:ind w:left="100" w:right="100" w:firstLine="0" w:firstLineChars="0"/>
             </w:pPr>
             <w:r>
               <w:rPr>
@@ -15561,7 +15561,7 @@
                 <w:right w:val="none" w:sz="0" w:space="0" w:color="000000"/>
               </w:pBdr>
               <w:spacing w:after="100" w:before="100" w:line="240"/>
-              <w:ind w:firstLine="0" w:left="100" w:right="100"/>
+              <w:ind w:left="100" w:right="100" w:firstLine="0" w:firstLineChars="0"/>
             </w:pPr>
             <w:r>
               <w:rPr>
@@ -15605,7 +15605,7 @@
                 <w:right w:val="none" w:sz="0" w:space="0" w:color="000000"/>
               </w:pBdr>
               <w:spacing w:after="100" w:before="100" w:line="240"/>
-              <w:ind w:firstLine="0" w:left="100" w:right="100"/>
+              <w:ind w:left="100" w:right="100" w:firstLine="0" w:firstLineChars="0"/>
             </w:pPr>
             <w:r>
               <w:rPr>
@@ -15649,7 +15649,7 @@
                 <w:right w:val="none" w:sz="0" w:space="0" w:color="000000"/>
               </w:pBdr>
               <w:spacing w:after="100" w:before="100" w:line="240"/>
-              <w:ind w:firstLine="0" w:left="100" w:right="100"/>
+              <w:ind w:left="100" w:right="100" w:firstLine="0" w:firstLineChars="0"/>
             </w:pPr>
             <w:r>
               <w:rPr>
@@ -15693,7 +15693,7 @@
                 <w:right w:val="none" w:sz="0" w:space="0" w:color="000000"/>
               </w:pBdr>
               <w:spacing w:after="100" w:before="100" w:line="240"/>
-              <w:ind w:firstLine="0" w:left="100" w:right="100"/>
+              <w:ind w:left="100" w:right="100" w:firstLine="0" w:firstLineChars="0"/>
             </w:pPr>
             <w:r>
               <w:rPr>
@@ -15743,7 +15743,7 @@
                 <w:right w:val="none" w:sz="0" w:space="0" w:color="000000"/>
               </w:pBdr>
               <w:spacing w:after="100" w:before="100" w:line="240"/>
-              <w:ind w:firstLine="0" w:left="100" w:right="100"/>
+              <w:ind w:left="100" w:right="100" w:firstLine="0" w:firstLineChars="0"/>
             </w:pPr>
             <w:r>
               <w:rPr>
@@ -15787,7 +15787,7 @@
                 <w:right w:val="none" w:sz="0" w:space="0" w:color="000000"/>
               </w:pBdr>
               <w:spacing w:after="100" w:before="100" w:line="240"/>
-              <w:ind w:firstLine="0" w:left="100" w:right="100"/>
+              <w:ind w:left="100" w:right="100" w:firstLine="0" w:firstLineChars="0"/>
             </w:pPr>
             <w:r>
               <w:rPr>
@@ -15831,7 +15831,7 @@
                 <w:right w:val="none" w:sz="0" w:space="0" w:color="000000"/>
               </w:pBdr>
               <w:spacing w:after="100" w:before="100" w:line="240"/>
-              <w:ind w:firstLine="0" w:left="100" w:right="100"/>
+              <w:ind w:left="100" w:right="100" w:firstLine="0" w:firstLineChars="0"/>
             </w:pPr>
             <w:r>
               <w:rPr>
@@ -15875,7 +15875,7 @@
                 <w:right w:val="none" w:sz="0" w:space="0" w:color="000000"/>
               </w:pBdr>
               <w:spacing w:after="100" w:before="100" w:line="240"/>
-              <w:ind w:firstLine="0" w:left="100" w:right="100"/>
+              <w:ind w:left="100" w:right="100" w:firstLine="0" w:firstLineChars="0"/>
             </w:pPr>
             <w:r>
               <w:rPr>
@@ -15919,7 +15919,7 @@
                 <w:right w:val="none" w:sz="0" w:space="0" w:color="000000"/>
               </w:pBdr>
               <w:spacing w:after="100" w:before="100" w:line="240"/>
-              <w:ind w:firstLine="0" w:left="100" w:right="100"/>
+              <w:ind w:left="100" w:right="100" w:firstLine="0" w:firstLineChars="0"/>
             </w:pPr>
             <w:r>
               <w:rPr>
@@ -15963,7 +15963,7 @@
                 <w:right w:val="none" w:sz="0" w:space="0" w:color="000000"/>
               </w:pBdr>
               <w:spacing w:after="100" w:before="100" w:line="240"/>
-              <w:ind w:firstLine="0" w:left="100" w:right="100"/>
+              <w:ind w:left="100" w:right="100" w:firstLine="0" w:firstLineChars="0"/>
             </w:pPr>
             <w:r>
               <w:rPr>
@@ -16007,7 +16007,7 @@
                 <w:right w:val="none" w:sz="0" w:space="0" w:color="000000"/>
               </w:pBdr>
               <w:spacing w:after="100" w:before="100" w:line="240"/>
-              <w:ind w:firstLine="0" w:left="100" w:right="100"/>
+              <w:ind w:left="100" w:right="100" w:firstLine="0" w:firstLineChars="0"/>
             </w:pPr>
             <w:r>
               <w:rPr>
@@ -16051,7 +16051,7 @@
                 <w:right w:val="none" w:sz="0" w:space="0" w:color="000000"/>
               </w:pBdr>
               <w:spacing w:after="100" w:before="100" w:line="240"/>
-              <w:ind w:firstLine="0" w:left="100" w:right="100"/>
+              <w:ind w:left="100" w:right="100" w:firstLine="0" w:firstLineChars="0"/>
             </w:pPr>
             <w:r>
               <w:rPr>
@@ -16095,7 +16095,7 @@
                 <w:right w:val="none" w:sz="0" w:space="0" w:color="000000"/>
               </w:pBdr>
               <w:spacing w:after="100" w:before="100" w:line="240"/>
-              <w:ind w:firstLine="0" w:left="100" w:right="100"/>
+              <w:ind w:left="100" w:right="100" w:firstLine="0" w:firstLineChars="0"/>
             </w:pPr>
             <w:r>
               <w:rPr>
@@ -16139,7 +16139,7 @@
                 <w:right w:val="none" w:sz="0" w:space="0" w:color="000000"/>
               </w:pBdr>
               <w:spacing w:after="100" w:before="100" w:line="240"/>
-              <w:ind w:firstLine="0" w:left="100" w:right="100"/>
+              <w:ind w:left="100" w:right="100" w:firstLine="0" w:firstLineChars="0"/>
             </w:pPr>
             <w:r>
               <w:rPr>
@@ -16183,7 +16183,7 @@
                 <w:right w:val="none" w:sz="0" w:space="0" w:color="000000"/>
               </w:pBdr>
               <w:spacing w:after="100" w:before="100" w:line="240"/>
-              <w:ind w:firstLine="0" w:left="100" w:right="100"/>
+              <w:ind w:left="100" w:right="100" w:firstLine="0" w:firstLineChars="0"/>
             </w:pPr>
             <w:r>
               <w:rPr>
@@ -16234,7 +16234,7 @@
                 <w:right w:val="none" w:sz="0" w:space="0" w:color="000000"/>
               </w:pBdr>
               <w:spacing w:after="100" w:before="100" w:line="240"/>
-              <w:ind w:firstLine="0" w:left="100" w:right="100"/>
+              <w:ind w:left="100" w:right="100" w:firstLine="0" w:firstLineChars="0"/>
             </w:pPr>
             <w:r>
               <w:rPr>
@@ -16284,6 +16284,11 @@
     </w:sectPr>
   </w:body>
 </w:document>
+</file>
+
+<file path=word/comments.xml><?xml version="1.0" encoding="utf-8"?>
+<w:comments xmlns:wpc="http://schemas.microsoft.com/office/word/2010/wordprocessingCanvas" xmlns:mo="http://schemas.microsoft.com/office/mac/office/2008/main" xmlns:mc="http://schemas.openxmlformats.org/markup-compatibility/2006" xmlns:mv="urn:schemas-microsoft-com:mac:vml" xmlns:o="urn:schemas-microsoft-com:office:office" xmlns:r="http://schemas.openxmlformats.org/officeDocument/2006/relationships" xmlns:m="http://schemas.openxmlformats.org/officeDocument/2006/math" xmlns:v="urn:schemas-microsoft-com:vml" xmlns:wp14="http://schemas.microsoft.com/office/word/2010/wordprocessingDrawing" xmlns:wp="http://schemas.openxmlformats.org/drawingml/2006/wordprocessingDrawing" xmlns:w10="urn:schemas-microsoft-com:office:word" xmlns:w="http://schemas.openxmlformats.org/wordprocessingml/2006/main" xmlns:w14="http://schemas.microsoft.com/office/word/2010/wordml" xmlns:wpg="http://schemas.microsoft.com/office/word/2010/wordprocessingGroup" xmlns:wpi="http://schemas.microsoft.com/office/word/2010/wordprocessingInk" xmlns:wne="http://schemas.microsoft.com/office/word/2006/wordml" xmlns:wps="http://schemas.microsoft.com/office/word/2010/wordprocessingShape" mc:Ignorable="w14 wp14">
+</w:comments>
 </file>
 
 <file path=word/footnotes.xml><?xml version="1.0" encoding="utf-8"?>
